--- a/УЧПРАКТИКА_4342_КУПЧИНСКИЙ_ЯС.docx
+++ b/УЧПРАКТИКА_4342_КУПЧИНСКИЙ_ЯС.docx
@@ -2059,9 +2059,6 @@
       <w:pPr>
         <w:pStyle w:val="a1"/>
         <w:ind w:firstLine="0"/>
-        <w:rPr>
-          <w:lang w:val="en-US"/>
-        </w:rPr>
       </w:pPr>
     </w:p>
     <w:p>
@@ -2072,12 +2069,14 @@
         <w:rPr>
           <w:b/>
           <w:bCs/>
+          <w:lang w:val="en-US"/>
         </w:rPr>
       </w:pPr>
       <w:r>
         <w:rPr>
           <w:b/>
           <w:bCs/>
+          <w:lang w:val="en-US"/>
         </w:rPr>
         <w:t>S</w:t>
       </w:r>
@@ -2093,6 +2092,7 @@
         <w:rPr>
           <w:b/>
           <w:bCs/>
+          <w:lang w:val="en-US"/>
         </w:rPr>
         <w:t xml:space="preserve"> </w:t>
       </w:r>
@@ -2100,24 +2100,42 @@
     <w:p>
       <w:pPr>
         <w:pStyle w:val="a1"/>
-      </w:pPr>
-      <w:r>
+        <w:rPr>
+          <w:lang w:val="en-US"/>
+        </w:rPr>
+      </w:pPr>
+      <w:r>
+        <w:rPr>
+          <w:lang w:val="en-US"/>
+        </w:rPr>
         <w:t xml:space="preserve">This report describes the development of a visualizer for Kahn’s topological sorting algorithm as part of an internship. The application is built in Kotlin using </w:t>
       </w:r>
       <w:proofErr w:type="spellStart"/>
       <w:r>
+        <w:rPr>
+          <w:lang w:val="en-US"/>
+        </w:rPr>
         <w:t>KVision</w:t>
       </w:r>
       <w:proofErr w:type="spellEnd"/>
       <w:r>
+        <w:rPr>
+          <w:lang w:val="en-US"/>
+        </w:rPr>
         <w:t xml:space="preserve">, vis.js for graph rendering, and </w:t>
       </w:r>
       <w:proofErr w:type="spellStart"/>
       <w:r>
+        <w:rPr>
+          <w:lang w:val="en-US"/>
+        </w:rPr>
         <w:t>Ktor</w:t>
       </w:r>
       <w:proofErr w:type="spellEnd"/>
       <w:r>
+        <w:rPr>
+          <w:lang w:val="en-US"/>
+        </w:rPr>
         <w:t xml:space="preserve"> for the backend. It allows the user to create a directed graph interactively or by loading a JSON file and then step through the sorting process while observing in-degree calculations, queue operations, and cycle detection. The graphical interface is fully mouse-driven. Algorithm and UI testing confirmed correctness and usability. The project provided practical experience with Kotlin, web client-server architecture, and team-based iterative development.</w:t>
       </w:r>
     </w:p>
@@ -2152,18 +2170,16 @@
     </w:p>
     <w:sdt>
       <w:sdtPr>
+        <w:rPr>
+          <w:rFonts w:cs="Times New Roman"/>
+          <w:szCs w:val="28"/>
+        </w:rPr>
         <w:id w:val="1"/>
         <w:docPartObj>
           <w:docPartGallery w:val="Table of Contents"/>
           <w:docPartUnique/>
         </w:docPartObj>
       </w:sdtPr>
-      <w:sdtEndPr>
-        <w:rPr>
-          <w:rFonts w:cs="Times New Roman"/>
-          <w:szCs w:val="28"/>
-        </w:rPr>
-      </w:sdtEndPr>
       <w:sdtContent>
         <w:p>
           <w:pPr>
@@ -3460,73 +3476,77 @@
         <w:p>
           <w:pPr>
             <w:pStyle w:val="20"/>
+          </w:pPr>
+          <w:hyperlink w:anchor="_Toc235014476" w:history="1">
+            <w:r>
+              <w:rPr>
+                <w:rStyle w:val="ad"/>
+                <w:noProof/>
+              </w:rPr>
+              <w:t>ПРИЛОЖЕНИЕ А</w:t>
+            </w:r>
+            <w:r>
+              <w:rPr>
+                <w:noProof/>
+                <w:webHidden/>
+              </w:rPr>
+              <w:tab/>
+            </w:r>
+            <w:r>
+              <w:rPr>
+                <w:noProof/>
+                <w:webHidden/>
+              </w:rPr>
+              <w:fldChar w:fldCharType="begin"/>
+            </w:r>
+            <w:r>
+              <w:rPr>
+                <w:noProof/>
+                <w:webHidden/>
+              </w:rPr>
+              <w:instrText xml:space="preserve"> PAGEREF _Toc235014476 \h </w:instrText>
+            </w:r>
+            <w:r>
+              <w:rPr>
+                <w:noProof/>
+                <w:webHidden/>
+              </w:rPr>
+            </w:r>
+            <w:r>
+              <w:rPr>
+                <w:noProof/>
+                <w:webHidden/>
+              </w:rPr>
+              <w:fldChar w:fldCharType="separate"/>
+            </w:r>
+            <w:r>
+              <w:rPr>
+                <w:noProof/>
+                <w:webHidden/>
+              </w:rPr>
+              <w:t>20</w:t>
+            </w:r>
+            <w:r>
+              <w:rPr>
+                <w:noProof/>
+                <w:webHidden/>
+              </w:rPr>
+              <w:fldChar w:fldCharType="end"/>
+            </w:r>
+          </w:hyperlink>
+        </w:p>
+        <w:p>
+          <w:pPr>
             <w:rPr>
-              <w:rFonts w:asciiTheme="minorHAnsi" w:eastAsiaTheme="minorEastAsia" w:hAnsiTheme="minorHAnsi" w:cstheme="minorBidi"/>
-              <w:noProof/>
-              <w:kern w:val="2"/>
-              <w:sz w:val="24"/>
-              <w:szCs w:val="24"/>
-              <w:lang w:val="en-US" w:eastAsia="en-US" w:bidi="ar-SA"/>
-              <w14:ligatures w14:val="standardContextual"/>
+              <w:lang w:eastAsia="en-US" w:bidi="ar-SA"/>
             </w:rPr>
           </w:pPr>
-          <w:hyperlink w:anchor="_Toc235014476" w:history="1">
-            <w:r>
-              <w:rPr>
-                <w:rStyle w:val="ad"/>
-                <w:noProof/>
-              </w:rPr>
-              <w:t>ПРИЛОЖЕНИЕ А</w:t>
-            </w:r>
-            <w:r>
-              <w:rPr>
-                <w:noProof/>
-                <w:webHidden/>
-              </w:rPr>
-              <w:tab/>
-            </w:r>
-            <w:r>
-              <w:rPr>
-                <w:noProof/>
-                <w:webHidden/>
-              </w:rPr>
-              <w:fldChar w:fldCharType="begin"/>
-            </w:r>
-            <w:r>
-              <w:rPr>
-                <w:noProof/>
-                <w:webHidden/>
-              </w:rPr>
-              <w:instrText xml:space="preserve"> PAGEREF _Toc235014476 \h </w:instrText>
-            </w:r>
-            <w:r>
-              <w:rPr>
-                <w:noProof/>
-                <w:webHidden/>
-              </w:rPr>
-            </w:r>
-            <w:r>
-              <w:rPr>
-                <w:noProof/>
-                <w:webHidden/>
-              </w:rPr>
-              <w:fldChar w:fldCharType="separate"/>
-            </w:r>
-            <w:r>
-              <w:rPr>
-                <w:noProof/>
-                <w:webHidden/>
-              </w:rPr>
-              <w:t>20</w:t>
-            </w:r>
-            <w:r>
-              <w:rPr>
-                <w:noProof/>
-                <w:webHidden/>
-              </w:rPr>
-              <w:fldChar w:fldCharType="end"/>
-            </w:r>
-          </w:hyperlink>
+          <w:r>
+            <w:rPr>
+              <w:lang w:eastAsia="en-US" w:bidi="ar-SA"/>
+            </w:rPr>
+            <w:t>ОТЗЫВ О ПРОХОЖДЕНИИ УЧЕБНОЙ ПРАКТИКИ……………………….21</w:t>
+          </w:r>
         </w:p>
         <w:p>
           <w:pPr>
@@ -3590,15 +3610,7 @@
         <w:pStyle w:val="a1"/>
       </w:pPr>
       <w:r>
-        <w:t xml:space="preserve"> </w:t>
-      </w:r>
-      <w:proofErr w:type="spellStart"/>
-      <w:r>
-        <w:t>В</w:t>
-      </w:r>
-      <w:proofErr w:type="spellEnd"/>
-      <w:r>
-        <w:t xml:space="preserve"> рамках данной практики перед бригадой была поставлена цель разработать программный продукт, </w:t>
+        <w:t xml:space="preserve"> В рамках данной практики перед бригадой была поставлена цель разработать программный продукт, </w:t>
       </w:r>
       <w:r>
         <w:t>представляющий из себя приложение, позволяющее визуально взаимодействовать с алгоритмом топологической сортировки</w:t>
@@ -3793,12 +3805,12 @@
           <w:numId w:val="2"/>
         </w:numPr>
       </w:pPr>
-      <w:bookmarkStart w:id="3" w:name="_Toc73173349"/>
-      <w:bookmarkStart w:id="4" w:name="_Toc235014461"/>
+      <w:bookmarkStart w:id="3" w:name="_Toc235014461"/>
+      <w:bookmarkStart w:id="4" w:name="_Toc73173349"/>
       <w:r>
         <w:t>1.1 Предметная область</w:t>
       </w:r>
-      <w:bookmarkEnd w:id="4"/>
+      <w:bookmarkEnd w:id="3"/>
     </w:p>
     <w:p>
       <w:pPr>
@@ -3903,7 +3915,7 @@
       <w:r>
         <w:t>.</w:t>
       </w:r>
-      <w:bookmarkEnd w:id="3"/>
+      <w:bookmarkEnd w:id="4"/>
       <w:r>
         <w:br w:type="page"/>
       </w:r>
@@ -4087,14 +4099,7 @@
           <w:bCs/>
           <w:color w:val="000000" w:themeColor="text1"/>
         </w:rPr>
-        <w:t xml:space="preserve"> </w:t>
-      </w:r>
-      <w:r>
-        <w:rPr>
-          <w:bCs/>
-          <w:color w:val="000000" w:themeColor="text1"/>
-        </w:rPr>
-        <w:t>требования к вводу исходных данных</w:t>
+        <w:t xml:space="preserve"> требования к вводу исходных данных</w:t>
       </w:r>
     </w:p>
     <w:p>
@@ -4118,21 +4123,7 @@
           <w:bCs/>
           <w:color w:val="000000" w:themeColor="text1"/>
         </w:rPr>
-        <w:t>2.2.1.</w:t>
-      </w:r>
-      <w:r>
-        <w:rPr>
-          <w:bCs/>
-          <w:color w:val="000000" w:themeColor="text1"/>
-        </w:rPr>
-        <w:t>2</w:t>
-      </w:r>
-      <w:r>
-        <w:rPr>
-          <w:bCs/>
-          <w:color w:val="000000" w:themeColor="text1"/>
-        </w:rPr>
-        <w:t xml:space="preserve"> требования к визуализации</w:t>
+        <w:t>2.2.1.2 требования к визуализации</w:t>
       </w:r>
     </w:p>
     <w:p>
@@ -4158,20 +4149,11 @@
         <w:t>), где пользователь создаёт вершины и рёбра. На каждой вершине отображается число - текущая входящая степень.</w:t>
       </w:r>
       <w:r>
-        <w:t xml:space="preserve"> </w:t>
-      </w:r>
-      <w:r>
-        <w:t>Правая часть - панель управления со следующими кнопками</w:t>
+        <w:t xml:space="preserve"> Правая часть - панель управления со следующими кнопками</w:t>
       </w:r>
       <w:proofErr w:type="gramStart"/>
       <w:r>
-        <w:t>:</w:t>
-      </w:r>
-      <w:r>
-        <w:t xml:space="preserve"> </w:t>
-      </w:r>
-      <w:r>
-        <w:t>Назад</w:t>
+        <w:t>: Назад</w:t>
       </w:r>
       <w:proofErr w:type="gramEnd"/>
       <w:r>
@@ -4179,29 +4161,11 @@
       </w:r>
       <w:proofErr w:type="gramStart"/>
       <w:r>
-        <w:t xml:space="preserve">, </w:t>
-      </w:r>
-      <w:r>
-        <w:t>Вперёд</w:t>
+        <w:t>, Вперёд</w:t>
       </w:r>
       <w:proofErr w:type="gramEnd"/>
       <w:r>
-        <w:t xml:space="preserve"> &lt;-</w:t>
-      </w:r>
-      <w:r>
-        <w:t xml:space="preserve">, </w:t>
-      </w:r>
-      <w:r>
-        <w:t>Старт</w:t>
-      </w:r>
-      <w:r>
-        <w:t xml:space="preserve">, </w:t>
-      </w:r>
-      <w:r>
-        <w:t>Стоп</w:t>
-      </w:r>
-      <w:r>
-        <w:t xml:space="preserve">. </w:t>
+        <w:t xml:space="preserve"> &lt;-, Старт, Стоп. </w:t>
       </w:r>
       <w:r>
         <w:t>Также представление результата работы алгоритма с пошаговыми действиями.</w:t>
@@ -4239,28 +4203,7 @@
           <w:bCs/>
           <w:color w:val="000000" w:themeColor="text1"/>
         </w:rPr>
-        <w:t>2.2.1.</w:t>
-      </w:r>
-      <w:r>
-        <w:rPr>
-          <w:bCs/>
-          <w:color w:val="000000" w:themeColor="text1"/>
-        </w:rPr>
-        <w:t>3</w:t>
-      </w:r>
-      <w:r>
-        <w:rPr>
-          <w:bCs/>
-          <w:color w:val="000000" w:themeColor="text1"/>
-        </w:rPr>
-        <w:t xml:space="preserve"> требования к </w:t>
-      </w:r>
-      <w:r>
-        <w:rPr>
-          <w:bCs/>
-          <w:color w:val="000000" w:themeColor="text1"/>
-        </w:rPr>
-        <w:t>функционалу приложения</w:t>
+        <w:t>2.2.1.3 требования к функционалу приложения</w:t>
       </w:r>
     </w:p>
     <w:p>
@@ -4268,95 +4211,187 @@
         <w:pStyle w:val="a1"/>
       </w:pPr>
       <w:r>
-        <w:t>Программа позволяет:</w:t>
-      </w:r>
-      <w:r>
+        <w:t>Программа позволяет: создавать и редактировать ориентированный граф, автоматически рассчитывать входящие степени вершин, пошагово выполнять алгоритм Кана с использованием очереди, выявлять циклы в графе, выводить текстовые пояснения на каждом шаге, формировать итоговый список отсортированных вершин. Все функции доступны через графический интерфейс.</w:t>
+      </w:r>
+    </w:p>
+    <w:p>
+      <w:pPr>
+        <w:pStyle w:val="4"/>
+      </w:pPr>
+      <w:bookmarkStart w:id="10" w:name="_Toc235014467"/>
+      <w:r>
+        <w:t>2</w:t>
+      </w:r>
+      <w:r>
+        <w:rPr>
+          <w:rFonts w:cs="Times New Roman"/>
+        </w:rPr>
+        <w:t>.</w:t>
+      </w:r>
+      <w:r>
+        <w:t>2</w:t>
+      </w:r>
+      <w:r>
+        <w:rPr>
+          <w:rFonts w:cs="Times New Roman"/>
+        </w:rPr>
+        <w:t>.</w:t>
+      </w:r>
+      <w:r>
+        <w:t>2</w:t>
+      </w:r>
+      <w:r>
+        <w:rPr>
+          <w:rFonts w:cs="Times New Roman"/>
+        </w:rPr>
         <w:t xml:space="preserve"> </w:t>
       </w:r>
       <w:r>
-        <w:t>создавать и редактировать ориентированный граф</w:t>
-      </w:r>
-      <w:r>
-        <w:t xml:space="preserve">, </w:t>
-      </w:r>
-      <w:r>
-        <w:t>автоматически рассчитывать входящие степени вершин</w:t>
-      </w:r>
-      <w:r>
-        <w:t xml:space="preserve">, </w:t>
-      </w:r>
-      <w:r>
-        <w:t>пошагово выполнять алгоритм Кана с использованием очереди</w:t>
-      </w:r>
-      <w:r>
-        <w:t xml:space="preserve">, </w:t>
-      </w:r>
-      <w:r>
-        <w:t>выявлять циклы в графе</w:t>
-      </w:r>
-      <w:r>
-        <w:t xml:space="preserve">, </w:t>
-      </w:r>
-      <w:r>
-        <w:t>выводить текстовые пояснения на каждом шаге</w:t>
-      </w:r>
-      <w:r>
-        <w:t xml:space="preserve">, </w:t>
-      </w:r>
-      <w:r>
-        <w:t>формировать итоговый список отсортированных вершин</w:t>
-      </w:r>
-      <w:r>
+        <w:t>П</w:t>
+      </w:r>
+      <w:r>
+        <w:t>лан разработки и распределение ролей в бригаде</w:t>
+      </w:r>
+      <w:bookmarkEnd w:id="10"/>
+      <w:r>
+        <w:rPr>
+          <w:rFonts w:cs="Times New Roman"/>
+        </w:rPr>
+        <w:t xml:space="preserve"> </w:t>
+      </w:r>
+    </w:p>
+    <w:p>
+      <w:pPr>
+        <w:pStyle w:val="a1"/>
+        <w:rPr>
+          <w:bCs/>
+          <w:color w:val="000000" w:themeColor="text1"/>
+        </w:rPr>
+      </w:pPr>
+      <w:r>
+        <w:rPr>
+          <w:bCs/>
+          <w:color w:val="000000" w:themeColor="text1"/>
+        </w:rPr>
+        <w:t>Этап 1</w:t>
+      </w:r>
+      <w:r>
+        <w:rPr>
+          <w:bCs/>
+          <w:color w:val="000000" w:themeColor="text1"/>
+        </w:rPr>
+        <w:t>,</w:t>
+      </w:r>
+      <w:r>
+        <w:rPr>
+          <w:bCs/>
+          <w:color w:val="000000" w:themeColor="text1"/>
+        </w:rPr>
+        <w:t xml:space="preserve"> </w:t>
+      </w:r>
+      <w:r>
+        <w:rPr>
+          <w:bCs/>
+          <w:color w:val="000000" w:themeColor="text1"/>
+        </w:rPr>
+        <w:t>п</w:t>
+      </w:r>
+      <w:r>
+        <w:rPr>
+          <w:bCs/>
+          <w:color w:val="000000" w:themeColor="text1"/>
+        </w:rPr>
+        <w:t>рототип</w:t>
+      </w:r>
+      <w:r>
+        <w:rPr>
+          <w:bCs/>
+          <w:color w:val="000000" w:themeColor="text1"/>
+        </w:rPr>
+        <w:t xml:space="preserve"> плановая дата выполнения 7.10</w:t>
+      </w:r>
+      <w:r>
+        <w:rPr>
+          <w:bCs/>
+          <w:color w:val="000000" w:themeColor="text1"/>
+        </w:rPr>
         <w:t xml:space="preserve">. </w:t>
       </w:r>
       <w:r>
-        <w:t>Все функции доступны через графический интерфейс.</w:t>
-      </w:r>
-    </w:p>
-    <w:p>
-      <w:pPr>
-        <w:pStyle w:val="4"/>
-      </w:pPr>
-      <w:bookmarkStart w:id="10" w:name="_Toc235014467"/>
-      <w:r>
+        <w:rPr>
+          <w:bCs/>
+          <w:color w:val="000000" w:themeColor="text1"/>
+        </w:rPr>
+        <w:t>Реализация структуры данных графа, базовой логики алгоритма Кана и организация ввода-вывода через стандартный поток (</w:t>
+      </w:r>
+      <w:proofErr w:type="spellStart"/>
+      <w:r>
+        <w:rPr>
+          <w:bCs/>
+          <w:color w:val="000000" w:themeColor="text1"/>
+        </w:rPr>
+        <w:t>stdin</w:t>
+      </w:r>
+      <w:proofErr w:type="spellEnd"/>
+      <w:r>
+        <w:rPr>
+          <w:bCs/>
+          <w:color w:val="000000" w:themeColor="text1"/>
+        </w:rPr>
+        <w:t>/</w:t>
+      </w:r>
+      <w:proofErr w:type="spellStart"/>
+      <w:r>
+        <w:rPr>
+          <w:bCs/>
+          <w:color w:val="000000" w:themeColor="text1"/>
+        </w:rPr>
+        <w:t>stdout</w:t>
+      </w:r>
+      <w:proofErr w:type="spellEnd"/>
+      <w:r>
+        <w:rPr>
+          <w:bCs/>
+          <w:color w:val="000000" w:themeColor="text1"/>
+        </w:rPr>
+        <w:t>).</w:t>
+      </w:r>
+    </w:p>
+    <w:p>
+      <w:pPr>
+        <w:pStyle w:val="a1"/>
+        <w:rPr>
+          <w:bCs/>
+          <w:color w:val="000000" w:themeColor="text1"/>
+        </w:rPr>
+      </w:pPr>
+      <w:r>
+        <w:rPr>
+          <w:bCs/>
+          <w:color w:val="000000" w:themeColor="text1"/>
+        </w:rPr>
+        <w:t>Этап 2, альфа, плановая дата выполнения 7.1</w:t>
+      </w:r>
+      <w:r>
+        <w:rPr>
+          <w:bCs/>
+          <w:color w:val="000000" w:themeColor="text1"/>
+        </w:rPr>
         <w:t>2</w:t>
       </w:r>
       <w:r>
         <w:rPr>
-          <w:rFonts w:cs="Times New Roman"/>
-        </w:rPr>
-        <w:t>.</w:t>
-      </w:r>
-      <w:r>
-        <w:t>2</w:t>
-      </w:r>
-      <w:r>
-        <w:rPr>
-          <w:rFonts w:cs="Times New Roman"/>
-        </w:rPr>
-        <w:t>.</w:t>
-      </w:r>
-      <w:r>
-        <w:t>2</w:t>
-      </w:r>
-      <w:r>
-        <w:rPr>
-          <w:rFonts w:cs="Times New Roman"/>
-        </w:rPr>
-        <w:t xml:space="preserve"> </w:t>
-      </w:r>
-      <w:r>
-        <w:t>П</w:t>
-      </w:r>
-      <w:r>
-        <w:t>лан разработки и распределение ролей в бригаде</w:t>
-      </w:r>
-      <w:bookmarkEnd w:id="10"/>
-      <w:r>
-        <w:rPr>
-          <w:rFonts w:cs="Times New Roman"/>
-        </w:rPr>
-        <w:t xml:space="preserve"> </w:t>
+          <w:bCs/>
+          <w:color w:val="000000" w:themeColor="text1"/>
+        </w:rPr>
+        <w:t xml:space="preserve">. </w:t>
+      </w:r>
+      <w:r>
+        <w:rPr>
+          <w:bCs/>
+          <w:color w:val="000000" w:themeColor="text1"/>
+        </w:rPr>
+        <w:t>Перенос вычислительного ядра на клиент-серверную или веб-архитектуру и создание простейшего интерфейса для взаимодействия</w:t>
       </w:r>
     </w:p>
     <w:p>
@@ -4372,42 +4407,14 @@
           <w:bCs/>
           <w:color w:val="000000" w:themeColor="text1"/>
         </w:rPr>
-        <w:t>Этап 1</w:t>
-      </w:r>
-      <w:r>
-        <w:rPr>
-          <w:bCs/>
-          <w:color w:val="000000" w:themeColor="text1"/>
-        </w:rPr>
-        <w:t>,</w:t>
-      </w:r>
-      <w:r>
-        <w:rPr>
-          <w:bCs/>
-          <w:color w:val="000000" w:themeColor="text1"/>
-        </w:rPr>
-        <w:t xml:space="preserve"> </w:t>
-      </w:r>
-      <w:r>
-        <w:rPr>
-          <w:bCs/>
-          <w:color w:val="000000" w:themeColor="text1"/>
-        </w:rPr>
-        <w:t>п</w:t>
-      </w:r>
-      <w:r>
-        <w:rPr>
-          <w:bCs/>
-          <w:color w:val="000000" w:themeColor="text1"/>
-        </w:rPr>
-        <w:t>рототип</w:t>
-      </w:r>
-      <w:r>
-        <w:rPr>
-          <w:bCs/>
-          <w:color w:val="000000" w:themeColor="text1"/>
-        </w:rPr>
-        <w:t xml:space="preserve"> плановая дата выполнения 7.10</w:t>
+        <w:t>Этап 3, бета, плановая дата выполнения 7.1</w:t>
+      </w:r>
+      <w:r>
+        <w:rPr>
+          <w:bCs/>
+          <w:color w:val="000000" w:themeColor="text1"/>
+        </w:rPr>
+        <w:t>4</w:t>
       </w:r>
       <w:r>
         <w:rPr>
@@ -4421,39 +4428,7 @@
           <w:bCs/>
           <w:color w:val="000000" w:themeColor="text1"/>
         </w:rPr>
-        <w:t>Реализация структуры данных графа, базовой логики алгоритма Кана и организация ввода-вывода через стандартный поток (</w:t>
-      </w:r>
-      <w:proofErr w:type="spellStart"/>
-      <w:r>
-        <w:rPr>
-          <w:bCs/>
-          <w:color w:val="000000" w:themeColor="text1"/>
-        </w:rPr>
-        <w:t>stdin</w:t>
-      </w:r>
-      <w:proofErr w:type="spellEnd"/>
-      <w:r>
-        <w:rPr>
-          <w:bCs/>
-          <w:color w:val="000000" w:themeColor="text1"/>
-        </w:rPr>
-        <w:t>/</w:t>
-      </w:r>
-      <w:proofErr w:type="spellStart"/>
-      <w:r>
-        <w:rPr>
-          <w:bCs/>
-          <w:color w:val="000000" w:themeColor="text1"/>
-        </w:rPr>
-        <w:t>stdout</w:t>
-      </w:r>
-      <w:proofErr w:type="spellEnd"/>
-      <w:r>
-        <w:rPr>
-          <w:bCs/>
-          <w:color w:val="000000" w:themeColor="text1"/>
-        </w:rPr>
-        <w:t>).</w:t>
+        <w:t>Реализация полноценного графического интерфейса пользователя (GUI) согласно утвержденному прототипу спецификации.</w:t>
       </w:r>
     </w:p>
     <w:p>
@@ -4469,165 +4444,7 @@
           <w:bCs/>
           <w:color w:val="000000" w:themeColor="text1"/>
         </w:rPr>
-        <w:t xml:space="preserve">Этап </w:t>
-      </w:r>
-      <w:r>
-        <w:rPr>
-          <w:bCs/>
-          <w:color w:val="000000" w:themeColor="text1"/>
-        </w:rPr>
-        <w:t>2</w:t>
-      </w:r>
-      <w:r>
-        <w:rPr>
-          <w:bCs/>
-          <w:color w:val="000000" w:themeColor="text1"/>
-        </w:rPr>
-        <w:t xml:space="preserve">, </w:t>
-      </w:r>
-      <w:r>
-        <w:rPr>
-          <w:bCs/>
-          <w:color w:val="000000" w:themeColor="text1"/>
-        </w:rPr>
-        <w:t>альфа,</w:t>
-      </w:r>
-      <w:r>
-        <w:rPr>
-          <w:bCs/>
-          <w:color w:val="000000" w:themeColor="text1"/>
-        </w:rPr>
-        <w:t xml:space="preserve"> плановая дата выполнения 7.1</w:t>
-      </w:r>
-      <w:r>
-        <w:rPr>
-          <w:bCs/>
-          <w:color w:val="000000" w:themeColor="text1"/>
-        </w:rPr>
-        <w:t>2</w:t>
-      </w:r>
-      <w:r>
-        <w:rPr>
-          <w:bCs/>
-          <w:color w:val="000000" w:themeColor="text1"/>
-        </w:rPr>
-        <w:t>.</w:t>
-      </w:r>
-      <w:r>
-        <w:rPr>
-          <w:bCs/>
-          <w:color w:val="000000" w:themeColor="text1"/>
-        </w:rPr>
-        <w:t xml:space="preserve"> </w:t>
-      </w:r>
-      <w:r>
-        <w:rPr>
-          <w:bCs/>
-          <w:color w:val="000000" w:themeColor="text1"/>
-        </w:rPr>
-        <w:t>Перенос вычислительного ядра на клиент-серверную или веб-архитектуру и создание простейшего интерфейса для взаимодействия</w:t>
-      </w:r>
-    </w:p>
-    <w:p>
-      <w:pPr>
-        <w:pStyle w:val="a1"/>
-        <w:rPr>
-          <w:bCs/>
-          <w:color w:val="000000" w:themeColor="text1"/>
-        </w:rPr>
-      </w:pPr>
-      <w:r>
-        <w:rPr>
-          <w:bCs/>
-          <w:color w:val="000000" w:themeColor="text1"/>
-        </w:rPr>
-        <w:t xml:space="preserve">Этап </w:t>
-      </w:r>
-      <w:r>
-        <w:rPr>
-          <w:bCs/>
-          <w:color w:val="000000" w:themeColor="text1"/>
-        </w:rPr>
-        <w:t>3</w:t>
-      </w:r>
-      <w:r>
-        <w:rPr>
-          <w:bCs/>
-          <w:color w:val="000000" w:themeColor="text1"/>
-        </w:rPr>
-        <w:t xml:space="preserve">, </w:t>
-      </w:r>
-      <w:r>
-        <w:rPr>
-          <w:bCs/>
-          <w:color w:val="000000" w:themeColor="text1"/>
-        </w:rPr>
-        <w:t>бета,</w:t>
-      </w:r>
-      <w:r>
-        <w:rPr>
-          <w:bCs/>
-          <w:color w:val="000000" w:themeColor="text1"/>
-        </w:rPr>
-        <w:t xml:space="preserve"> плановая дата выполнения 7.1</w:t>
-      </w:r>
-      <w:r>
-        <w:rPr>
-          <w:bCs/>
-          <w:color w:val="000000" w:themeColor="text1"/>
-        </w:rPr>
-        <w:t>4</w:t>
-      </w:r>
-      <w:r>
-        <w:rPr>
-          <w:bCs/>
-          <w:color w:val="000000" w:themeColor="text1"/>
-        </w:rPr>
-        <w:t>.</w:t>
-      </w:r>
-      <w:r>
-        <w:rPr>
-          <w:bCs/>
-          <w:color w:val="000000" w:themeColor="text1"/>
-        </w:rPr>
-        <w:t xml:space="preserve"> </w:t>
-      </w:r>
-      <w:r>
-        <w:rPr>
-          <w:bCs/>
-          <w:color w:val="000000" w:themeColor="text1"/>
-        </w:rPr>
-        <w:t>Реализация полноценного графического интерфейса пользователя (GUI) согласно утвержденному прототипу спецификации.</w:t>
-      </w:r>
-    </w:p>
-    <w:p>
-      <w:pPr>
-        <w:pStyle w:val="a1"/>
-        <w:rPr>
-          <w:bCs/>
-          <w:color w:val="000000" w:themeColor="text1"/>
-        </w:rPr>
-      </w:pPr>
-      <w:r>
-        <w:rPr>
-          <w:bCs/>
-          <w:color w:val="000000" w:themeColor="text1"/>
-        </w:rPr>
-        <w:t xml:space="preserve">Этап </w:t>
-      </w:r>
-      <w:r>
-        <w:rPr>
-          <w:bCs/>
-          <w:color w:val="000000" w:themeColor="text1"/>
-        </w:rPr>
-        <w:t>4</w:t>
-      </w:r>
-      <w:r>
-        <w:rPr>
-          <w:bCs/>
-          <w:color w:val="000000" w:themeColor="text1"/>
-        </w:rPr>
-        <w:t>, бета, плановая дата выполнения 7.1</w:t>
+        <w:t>Этап 4, бета, плановая дата выполнения 7.1</w:t>
       </w:r>
       <w:r>
         <w:rPr>
@@ -4641,14 +4458,7 @@
           <w:bCs/>
           <w:color w:val="000000" w:themeColor="text1"/>
         </w:rPr>
-        <w:t>.</w:t>
-      </w:r>
-      <w:r>
-        <w:rPr>
-          <w:bCs/>
-          <w:color w:val="000000" w:themeColor="text1"/>
-        </w:rPr>
-        <w:t xml:space="preserve"> </w:t>
+        <w:t xml:space="preserve">. </w:t>
       </w:r>
       <w:r>
         <w:rPr>
@@ -5166,8 +4976,55 @@
         <w:rPr>
           <w:bCs/>
           <w:color w:val="000000" w:themeColor="text1"/>
+        </w:rPr>
+      </w:pPr>
+      <w:r>
+        <w:rPr>
+          <w:bCs/>
+          <w:color w:val="000000" w:themeColor="text1"/>
+        </w:rPr>
+        <w:t xml:space="preserve">Метод </w:t>
+      </w:r>
+      <w:r>
+        <w:rPr>
+          <w:bCs/>
+          <w:color w:val="000000" w:themeColor="text1"/>
           <w:lang w:val="en-US"/>
         </w:rPr>
+        <w:t>parse</w:t>
+      </w:r>
+      <w:r>
+        <w:rPr>
+          <w:bCs/>
+          <w:color w:val="000000" w:themeColor="text1"/>
+        </w:rPr>
+        <w:t xml:space="preserve">, которая получает на вход название файла и возвращает структуру </w:t>
+      </w:r>
+      <w:proofErr w:type="spellStart"/>
+      <w:r>
+        <w:rPr>
+          <w:bCs/>
+          <w:color w:val="000000" w:themeColor="text1"/>
+          <w:lang w:val="en-US"/>
+        </w:rPr>
+        <w:t>Grapth</w:t>
+      </w:r>
+      <w:proofErr w:type="spellEnd"/>
+      <w:r>
+        <w:rPr>
+          <w:bCs/>
+          <w:color w:val="000000" w:themeColor="text1"/>
+        </w:rPr>
+        <w:t>.</w:t>
+      </w:r>
+    </w:p>
+    <w:p>
+      <w:pPr>
+        <w:pStyle w:val="a1"/>
+        <w:rPr>
+          <w:bCs/>
+          <w:color w:val="000000" w:themeColor="text1"/>
+        </w:rPr>
       </w:pPr>
       <w:r>
         <w:rPr>
@@ -5176,28 +5033,46 @@
         </w:rPr>
         <w:t xml:space="preserve">Метод </w:t>
       </w:r>
+      <w:proofErr w:type="spellStart"/>
       <w:r>
         <w:rPr>
           <w:bCs/>
           <w:color w:val="000000" w:themeColor="text1"/>
           <w:lang w:val="en-US"/>
         </w:rPr>
-        <w:t>p</w:t>
-      </w:r>
+        <w:t>buildVertices</w:t>
+      </w:r>
+      <w:proofErr w:type="spellEnd"/>
+      <w:r>
+        <w:rPr>
+          <w:bCs/>
+          <w:color w:val="000000" w:themeColor="text1"/>
+        </w:rPr>
+        <w:t>, который используется для корректной отрисовки узлов. Для этого используется вспомогательная сетка, не отображаемая пользователю.</w:t>
+      </w:r>
+    </w:p>
+    <w:p>
+      <w:pPr>
+        <w:pStyle w:val="a1"/>
+        <w:rPr>
+          <w:bCs/>
+          <w:color w:val="000000" w:themeColor="text1"/>
+        </w:rPr>
+      </w:pPr>
       <w:r>
         <w:rPr>
           <w:bCs/>
           <w:color w:val="000000" w:themeColor="text1"/>
           <w:lang w:val="en-US"/>
         </w:rPr>
-        <w:t>arse</w:t>
-      </w:r>
-      <w:r>
-        <w:rPr>
-          <w:bCs/>
-          <w:color w:val="000000" w:themeColor="text1"/>
-        </w:rPr>
-        <w:t xml:space="preserve">, которая получает на вход название файла и возвращает структуру </w:t>
+        <w:t>Graph</w:t>
+      </w:r>
+      <w:r>
+        <w:rPr>
+          <w:bCs/>
+          <w:color w:val="000000" w:themeColor="text1"/>
+        </w:rPr>
+        <w:t>.</w:t>
       </w:r>
       <w:proofErr w:type="spellStart"/>
       <w:r>
@@ -5206,7 +5081,7 @@
           <w:color w:val="000000" w:themeColor="text1"/>
           <w:lang w:val="en-US"/>
         </w:rPr>
-        <w:t>Grapth</w:t>
+        <w:t>calculateInDegrees</w:t>
       </w:r>
       <w:proofErr w:type="spellEnd"/>
       <w:r>
@@ -5214,7 +5089,14 @@
           <w:bCs/>
           <w:color w:val="000000" w:themeColor="text1"/>
         </w:rPr>
-        <w:t>.</w:t>
+        <w:t xml:space="preserve">() </w:t>
+      </w:r>
+      <w:r>
+        <w:rPr>
+          <w:bCs/>
+          <w:color w:val="000000" w:themeColor="text1"/>
+        </w:rPr>
+        <w:t>– Рассчитывает входящие степени для всех вершин графа.</w:t>
       </w:r>
     </w:p>
     <w:p>
@@ -5225,21 +5107,13 @@
           <w:color w:val="000000" w:themeColor="text1"/>
         </w:rPr>
       </w:pPr>
-      <w:r>
-        <w:rPr>
-          <w:bCs/>
-          <w:color w:val="000000" w:themeColor="text1"/>
-        </w:rPr>
-        <w:t xml:space="preserve">Метод </w:t>
-      </w:r>
       <w:proofErr w:type="spellStart"/>
       <w:r>
         <w:rPr>
           <w:bCs/>
           <w:color w:val="000000" w:themeColor="text1"/>
-          <w:lang w:val="en-US"/>
-        </w:rPr>
-        <w:t>buildVertices</w:t>
+        </w:rPr>
+        <w:t>Graph.buildAdjacencyList</w:t>
       </w:r>
       <w:proofErr w:type="spellEnd"/>
       <w:r>
@@ -5247,63 +5121,21 @@
           <w:bCs/>
           <w:color w:val="000000" w:themeColor="text1"/>
         </w:rPr>
-        <w:t>, котор</w:t>
-      </w:r>
-      <w:r>
-        <w:rPr>
-          <w:bCs/>
-          <w:color w:val="000000" w:themeColor="text1"/>
-        </w:rPr>
-        <w:t>ый</w:t>
-      </w:r>
-      <w:r>
-        <w:rPr>
-          <w:bCs/>
-          <w:color w:val="000000" w:themeColor="text1"/>
-        </w:rPr>
-        <w:t xml:space="preserve"> используется для корректной отрисовки узлов. Для этого используется</w:t>
-      </w:r>
-      <w:r>
-        <w:rPr>
-          <w:bCs/>
-          <w:color w:val="000000" w:themeColor="text1"/>
-        </w:rPr>
-        <w:t xml:space="preserve"> </w:t>
-      </w:r>
-      <w:r>
-        <w:rPr>
-          <w:bCs/>
-          <w:color w:val="000000" w:themeColor="text1"/>
-        </w:rPr>
-        <w:t>вспомогательная</w:t>
-      </w:r>
-      <w:r>
-        <w:rPr>
-          <w:bCs/>
-          <w:color w:val="000000" w:themeColor="text1"/>
-        </w:rPr>
-        <w:t xml:space="preserve"> </w:t>
-      </w:r>
-      <w:r>
-        <w:rPr>
-          <w:bCs/>
-          <w:color w:val="000000" w:themeColor="text1"/>
-        </w:rPr>
-        <w:t>сетка</w:t>
-      </w:r>
-      <w:r>
-        <w:rPr>
-          <w:bCs/>
-          <w:color w:val="000000" w:themeColor="text1"/>
-        </w:rPr>
-        <w:t>,</w:t>
-      </w:r>
-      <w:r>
-        <w:rPr>
-          <w:bCs/>
-          <w:color w:val="000000" w:themeColor="text1"/>
-        </w:rPr>
-        <w:t xml:space="preserve"> не отображаемая пользователю.</w:t>
+        <w:t>()</w:t>
+      </w:r>
+      <w:r>
+        <w:rPr>
+          <w:bCs/>
+          <w:color w:val="000000" w:themeColor="text1"/>
+        </w:rPr>
+        <w:t xml:space="preserve"> - </w:t>
+      </w:r>
+      <w:r>
+        <w:rPr>
+          <w:bCs/>
+          <w:color w:val="000000" w:themeColor="text1"/>
+        </w:rPr>
+        <w:t>Строит список смежности, чтобы быстро находить все исходящие соседние вершины</w:t>
       </w:r>
     </w:p>
     <w:p>
@@ -5314,29 +5146,13 @@
           <w:color w:val="000000" w:themeColor="text1"/>
         </w:rPr>
       </w:pPr>
-      <w:r>
-        <w:rPr>
-          <w:bCs/>
-          <w:color w:val="000000" w:themeColor="text1"/>
-          <w:lang w:val="en-US"/>
-        </w:rPr>
-        <w:t>Graph</w:t>
-      </w:r>
-      <w:r>
-        <w:rPr>
-          <w:bCs/>
-          <w:color w:val="000000" w:themeColor="text1"/>
-        </w:rPr>
-        <w:t>.</w:t>
-      </w:r>
       <w:proofErr w:type="spellStart"/>
       <w:r>
         <w:rPr>
           <w:bCs/>
           <w:color w:val="000000" w:themeColor="text1"/>
-          <w:lang w:val="en-US"/>
-        </w:rPr>
-        <w:t>calculateInDegrees</w:t>
+        </w:rPr>
+        <w:t>Graph.initializeStack</w:t>
       </w:r>
       <w:proofErr w:type="spellEnd"/>
       <w:r>
@@ -5344,14 +5160,21 @@
           <w:bCs/>
           <w:color w:val="000000" w:themeColor="text1"/>
         </w:rPr>
-        <w:t xml:space="preserve">() </w:t>
-      </w:r>
-      <w:r>
-        <w:rPr>
-          <w:bCs/>
-          <w:color w:val="000000" w:themeColor="text1"/>
-        </w:rPr>
-        <w:t>– Рассчитывает входящие степени для всех вершин графа.</w:t>
+        <w:t>()</w:t>
+      </w:r>
+      <w:r>
+        <w:rPr>
+          <w:bCs/>
+          <w:color w:val="000000" w:themeColor="text1"/>
+        </w:rPr>
+        <w:t xml:space="preserve"> - </w:t>
+      </w:r>
+      <w:r>
+        <w:rPr>
+          <w:bCs/>
+          <w:color w:val="000000" w:themeColor="text1"/>
+        </w:rPr>
+        <w:t>Собирает все вершины без входящих рёбер.</w:t>
       </w:r>
     </w:p>
     <w:p>
@@ -5368,7 +5191,7 @@
           <w:bCs/>
           <w:color w:val="000000" w:themeColor="text1"/>
         </w:rPr>
-        <w:t>Graph.buildAdjacencyList</w:t>
+        <w:t>Graph.topologicalSortKahn</w:t>
       </w:r>
       <w:proofErr w:type="spellEnd"/>
       <w:r>
@@ -5376,38 +5199,15 @@
           <w:bCs/>
           <w:color w:val="000000" w:themeColor="text1"/>
         </w:rPr>
-        <w:t>()</w:t>
-      </w:r>
-      <w:r>
-        <w:rPr>
-          <w:bCs/>
-          <w:color w:val="000000" w:themeColor="text1"/>
-        </w:rPr>
-        <w:t xml:space="preserve"> - </w:t>
-      </w:r>
-      <w:r>
-        <w:rPr>
-          <w:bCs/>
-          <w:color w:val="000000" w:themeColor="text1"/>
-        </w:rPr>
-        <w:t>Строит список смежности, чтобы быстро находить все исходящие соседние вершины</w:t>
-      </w:r>
-    </w:p>
-    <w:p>
-      <w:pPr>
-        <w:pStyle w:val="a1"/>
-        <w:rPr>
-          <w:bCs/>
-          <w:color w:val="000000" w:themeColor="text1"/>
-        </w:rPr>
-      </w:pPr>
+        <w:t>(</w:t>
+      </w:r>
       <w:proofErr w:type="spellStart"/>
       <w:r>
         <w:rPr>
           <w:bCs/>
           <w:color w:val="000000" w:themeColor="text1"/>
         </w:rPr>
-        <w:t>Graph.initializeStack</w:t>
+        <w:t>mode</w:t>
       </w:r>
       <w:proofErr w:type="spellEnd"/>
       <w:r>
@@ -5415,38 +5215,15 @@
           <w:bCs/>
           <w:color w:val="000000" w:themeColor="text1"/>
         </w:rPr>
-        <w:t>()</w:t>
-      </w:r>
-      <w:r>
-        <w:rPr>
-          <w:bCs/>
-          <w:color w:val="000000" w:themeColor="text1"/>
-        </w:rPr>
-        <w:t xml:space="preserve"> - </w:t>
-      </w:r>
-      <w:r>
-        <w:rPr>
-          <w:bCs/>
-          <w:color w:val="000000" w:themeColor="text1"/>
-        </w:rPr>
-        <w:t>Собирает все вершины без входящих рёбер.</w:t>
-      </w:r>
-    </w:p>
-    <w:p>
-      <w:pPr>
-        <w:pStyle w:val="a1"/>
-        <w:rPr>
-          <w:bCs/>
-          <w:color w:val="000000" w:themeColor="text1"/>
-        </w:rPr>
-      </w:pPr>
+        <w:t xml:space="preserve">: </w:t>
+      </w:r>
       <w:proofErr w:type="spellStart"/>
       <w:r>
         <w:rPr>
           <w:bCs/>
           <w:color w:val="000000" w:themeColor="text1"/>
         </w:rPr>
-        <w:t>Graph.topologicalSortKahn</w:t>
+        <w:t>SortMode</w:t>
       </w:r>
       <w:proofErr w:type="spellEnd"/>
       <w:r>
@@ -5454,81 +5231,7 @@
           <w:bCs/>
           <w:color w:val="000000" w:themeColor="text1"/>
         </w:rPr>
-        <w:t>(</w:t>
-      </w:r>
-      <w:proofErr w:type="spellStart"/>
-      <w:r>
-        <w:rPr>
-          <w:bCs/>
-          <w:color w:val="000000" w:themeColor="text1"/>
-        </w:rPr>
-        <w:t>mode</w:t>
-      </w:r>
-      <w:proofErr w:type="spellEnd"/>
-      <w:r>
-        <w:rPr>
-          <w:bCs/>
-          <w:color w:val="000000" w:themeColor="text1"/>
-        </w:rPr>
-        <w:t xml:space="preserve">: </w:t>
-      </w:r>
-      <w:proofErr w:type="spellStart"/>
-      <w:r>
-        <w:rPr>
-          <w:bCs/>
-          <w:color w:val="000000" w:themeColor="text1"/>
-        </w:rPr>
-        <w:t>SortMode</w:t>
-      </w:r>
-      <w:proofErr w:type="spellEnd"/>
-      <w:r>
-        <w:rPr>
-          <w:bCs/>
-          <w:color w:val="000000" w:themeColor="text1"/>
-        </w:rPr>
-        <w:t>)</w:t>
-      </w:r>
-      <w:r>
-        <w:rPr>
-          <w:bCs/>
-          <w:color w:val="000000" w:themeColor="text1"/>
-        </w:rPr>
-        <w:t xml:space="preserve"> - </w:t>
-      </w:r>
-      <w:r>
-        <w:rPr>
-          <w:bCs/>
-          <w:color w:val="000000" w:themeColor="text1"/>
-        </w:rPr>
-        <w:t>Топологическая сортировка Кана.</w:t>
-      </w:r>
-      <w:r>
-        <w:rPr>
-          <w:bCs/>
-          <w:color w:val="000000" w:themeColor="text1"/>
-        </w:rPr>
-        <w:t xml:space="preserve"> </w:t>
-      </w:r>
-      <w:r>
-        <w:rPr>
-          <w:bCs/>
-          <w:color w:val="000000" w:themeColor="text1"/>
-        </w:rPr>
-        <w:t>Возвращает топологический порядок, если граф ацикличен.</w:t>
-      </w:r>
-      <w:r>
-        <w:rPr>
-          <w:bCs/>
-          <w:color w:val="000000" w:themeColor="text1"/>
-        </w:rPr>
-        <w:t xml:space="preserve"> </w:t>
-      </w:r>
-      <w:r>
-        <w:rPr>
-          <w:bCs/>
-          <w:color w:val="000000" w:themeColor="text1"/>
-        </w:rPr>
-        <w:t xml:space="preserve">Возвращает </w:t>
+        <w:t xml:space="preserve">) - Топологическая сортировка Кана. Возвращает топологический порядок, если граф ацикличен. Возвращает </w:t>
       </w:r>
       <w:r>
         <w:rPr>
@@ -5670,7 +5373,6 @@
         <w:rPr>
           <w:bCs/>
           <w:color w:val="000000" w:themeColor="text1"/>
-          <w:lang w:val="en-US"/>
         </w:rPr>
       </w:pPr>
       <w:r>
@@ -6098,7 +5800,6 @@
         </w:rPr>
         <w:t>localhost</w:t>
       </w:r>
-      <w:proofErr w:type="gramStart"/>
       <w:r>
         <w:rPr>
           <w:bCs/>
@@ -6106,7 +5807,6 @@
         </w:rPr>
         <w:t>.</w:t>
       </w:r>
-      <w:proofErr w:type="gramEnd"/>
       <w:r>
         <w:rPr>
           <w:bCs/>
@@ -6119,21 +5819,7 @@
           <w:bCs/>
           <w:color w:val="000000" w:themeColor="text1"/>
         </w:rPr>
-        <w:t xml:space="preserve">узла. </w:t>
-      </w:r>
-      <w:r>
-        <w:rPr>
-          <w:bCs/>
-          <w:color w:val="000000" w:themeColor="text1"/>
-        </w:rPr>
-        <w:t>Тесты были пройдены успешно</w:t>
-      </w:r>
-      <w:r>
-        <w:rPr>
-          <w:bCs/>
-          <w:color w:val="000000" w:themeColor="text1"/>
-        </w:rPr>
-        <w:t>. На картинке показан один из тестов.</w:t>
+        <w:t>узла. Тесты были пройдены успешно. На картинке показан один из тестов.</w:t>
       </w:r>
       <w:r>
         <w:rPr>
@@ -6208,21 +5894,11 @@
       <w:r>
         <w:t xml:space="preserve">Рисунок </w:t>
       </w:r>
-      <w:r>
-        <w:fldChar w:fldCharType="begin"/>
-      </w:r>
-      <w:r>
-        <w:instrText xml:space="preserve"> SEQ Рисунок \* ARABIC </w:instrText>
-      </w:r>
-      <w:r>
-        <w:fldChar w:fldCharType="separate"/>
-      </w:r>
-      <w:r>
-        <w:t>1</w:t>
-      </w:r>
-      <w:r>
-        <w:fldChar w:fldCharType="end"/>
-      </w:r>
+      <w:fldSimple w:instr=" SEQ Рисунок \* ARABIC ">
+        <w:r>
+          <w:t>1</w:t>
+        </w:r>
+      </w:fldSimple>
       <w:r>
         <w:t xml:space="preserve"> – Пример </w:t>
       </w:r>
@@ -6252,21 +5928,7 @@
           <w:bCs/>
           <w:color w:val="000000" w:themeColor="text1"/>
         </w:rPr>
-        <w:t xml:space="preserve">Далее была проверена возможность соединения двух узлов направленным ребром. Тесты были пройдены успешно. </w:t>
-      </w:r>
-      <w:r>
-        <w:rPr>
-          <w:bCs/>
-          <w:color w:val="000000" w:themeColor="text1"/>
-        </w:rPr>
-        <w:t>На картинке показан один из тестов.</w:t>
-      </w:r>
-      <w:r>
-        <w:rPr>
-          <w:bCs/>
-          <w:color w:val="000000" w:themeColor="text1"/>
-        </w:rPr>
-        <w:t xml:space="preserve"> </w:t>
+        <w:t xml:space="preserve">Далее была проверена возможность соединения двух узлов направленным ребром. Тесты были пройдены успешно. На картинке показан один из тестов. </w:t>
       </w:r>
       <w:r>
         <w:rPr>
@@ -6353,16 +6015,7 @@
         <w:pStyle w:val="af3"/>
       </w:pPr>
       <w:r>
-        <w:t xml:space="preserve">Рисунок </w:t>
-      </w:r>
-      <w:r>
-        <w:t>2</w:t>
-      </w:r>
-      <w:r>
-        <w:t xml:space="preserve"> – Пример теста добавления </w:t>
-      </w:r>
-      <w:r>
-        <w:t>ребра</w:t>
+        <w:t>Рисунок 2 – Пример теста добавления ребра</w:t>
       </w:r>
     </w:p>
     <w:p>
@@ -6378,14 +6031,7 @@
           <w:bCs/>
           <w:color w:val="000000" w:themeColor="text1"/>
         </w:rPr>
-        <w:t xml:space="preserve">Далее была проверена </w:t>
-      </w:r>
-      <w:r>
-        <w:rPr>
-          <w:bCs/>
-          <w:color w:val="000000" w:themeColor="text1"/>
-        </w:rPr>
-        <w:t>работа алгоритма в тех же сценариях, как и в алгоритмическом тестировании. Тесты дали тот же ожидаемый результат. Далее привед</w:t>
+        <w:t>Далее была проверена работа алгоритма в тех же сценариях, как и в алгоритмическом тестировании. Тесты дали тот же ожидаемый результат. Далее привед</w:t>
       </w:r>
       <w:r>
         <w:rPr>
@@ -6399,14 +6045,7 @@
           <w:bCs/>
           <w:color w:val="000000" w:themeColor="text1"/>
         </w:rPr>
-        <w:t>н пример ожидаемо корректного результата работы программы</w:t>
-      </w:r>
-      <w:r>
-        <w:rPr>
-          <w:bCs/>
-          <w:color w:val="000000" w:themeColor="text1"/>
-        </w:rPr>
-        <w:t xml:space="preserve"> </w:t>
+        <w:t xml:space="preserve">н пример ожидаемо корректного результата работы программы </w:t>
       </w:r>
       <w:r>
         <w:rPr>
@@ -6494,16 +6133,7 @@
         <w:pStyle w:val="af3"/>
       </w:pPr>
       <w:r>
-        <w:t xml:space="preserve">Рисунок </w:t>
-      </w:r>
-      <w:r>
-        <w:t>3</w:t>
-      </w:r>
-      <w:r>
-        <w:t xml:space="preserve"> – Пример </w:t>
-      </w:r>
-      <w:r>
-        <w:t>успешной работы алгоритма</w:t>
+        <w:t>Рисунок 3 – Пример успешной работы алгоритма</w:t>
       </w:r>
     </w:p>
     <w:p>
@@ -6863,129 +6493,35 @@
       </w:r>
       <w:r>
         <w:br/>
+        <w:t xml:space="preserve">Сериализация данных: библиотека </w:t>
       </w:r>
       <w:proofErr w:type="spellStart"/>
       <w:r>
-        <w:t>Сериализация</w:t>
+        <w:t>kotlinx.serialization</w:t>
       </w:r>
       <w:proofErr w:type="spellEnd"/>
       <w:r>
+        <w:t xml:space="preserve"> (стандарт JSON).</w:t>
+      </w:r>
+      <w:r>
+        <w:br/>
+        <w:t xml:space="preserve">Асинхронность: </w:t>
+      </w:r>
+      <w:proofErr w:type="spellStart"/>
+      <w:r>
+        <w:t>Kotlin</w:t>
+      </w:r>
+      <w:proofErr w:type="spellEnd"/>
+      <w:r>
         <w:t xml:space="preserve"> </w:t>
       </w:r>
       <w:proofErr w:type="spellStart"/>
       <w:r>
-        <w:t>данных</w:t>
+        <w:t>Coroutines</w:t>
       </w:r>
       <w:proofErr w:type="spellEnd"/>
       <w:r>
-        <w:t xml:space="preserve">: </w:t>
-      </w:r>
-      <w:proofErr w:type="spellStart"/>
-      <w:r>
-        <w:t>библиотека</w:t>
-      </w:r>
-      <w:proofErr w:type="spellEnd"/>
-      <w:r>
-        <w:t xml:space="preserve"> </w:t>
-      </w:r>
-      <w:proofErr w:type="spellStart"/>
-      <w:r>
-        <w:t>kotlinx.serialization</w:t>
-      </w:r>
-      <w:proofErr w:type="spellEnd"/>
-      <w:r>
-        <w:t xml:space="preserve"> (</w:t>
-      </w:r>
-      <w:proofErr w:type="spellStart"/>
-      <w:r>
-        <w:t>стандарт</w:t>
-      </w:r>
-      <w:proofErr w:type="spellEnd"/>
-      <w:r>
-        <w:t xml:space="preserve"> JSON).</w:t>
-      </w:r>
-      <w:r>
-        <w:br/>
-      </w:r>
-      <w:proofErr w:type="spellStart"/>
-      <w:r>
-        <w:t>Асинхронность</w:t>
-      </w:r>
-      <w:proofErr w:type="spellEnd"/>
-      <w:r>
-        <w:t>: Kotlin Coroutines (</w:t>
-      </w:r>
-      <w:proofErr w:type="spellStart"/>
-      <w:r>
-        <w:t>для</w:t>
-      </w:r>
-      <w:proofErr w:type="spellEnd"/>
-      <w:r>
-        <w:t xml:space="preserve"> </w:t>
-      </w:r>
-      <w:proofErr w:type="spellStart"/>
-      <w:r>
-        <w:t>предотвращения</w:t>
-      </w:r>
-      <w:proofErr w:type="spellEnd"/>
-      <w:r>
-        <w:t xml:space="preserve"> </w:t>
-      </w:r>
-      <w:proofErr w:type="spellStart"/>
-      <w:r>
-        <w:t>блокировки</w:t>
-      </w:r>
-      <w:proofErr w:type="spellEnd"/>
-      <w:r>
-        <w:t xml:space="preserve"> UI-</w:t>
-      </w:r>
-      <w:proofErr w:type="spellStart"/>
-      <w:r>
-        <w:t>потока</w:t>
-      </w:r>
-      <w:proofErr w:type="spellEnd"/>
-      <w:r>
-        <w:t xml:space="preserve"> </w:t>
-      </w:r>
-      <w:proofErr w:type="spellStart"/>
-      <w:r>
-        <w:t>браузера</w:t>
-      </w:r>
-      <w:proofErr w:type="spellEnd"/>
-      <w:r>
-        <w:t xml:space="preserve"> </w:t>
-      </w:r>
-      <w:proofErr w:type="spellStart"/>
-      <w:r>
-        <w:t>во</w:t>
-      </w:r>
-      <w:proofErr w:type="spellEnd"/>
-      <w:r>
-        <w:t xml:space="preserve"> </w:t>
-      </w:r>
-      <w:proofErr w:type="spellStart"/>
-      <w:r>
-        <w:t>время</w:t>
-      </w:r>
-      <w:proofErr w:type="spellEnd"/>
-      <w:r>
-        <w:t xml:space="preserve"> </w:t>
-      </w:r>
-      <w:proofErr w:type="spellStart"/>
-      <w:r>
-        <w:t>сетевых</w:t>
-      </w:r>
-      <w:proofErr w:type="spellEnd"/>
-      <w:r>
-        <w:t xml:space="preserve"> </w:t>
-      </w:r>
-      <w:proofErr w:type="spellStart"/>
-      <w:r>
-        <w:t>запросов</w:t>
-      </w:r>
-      <w:proofErr w:type="spellEnd"/>
-      <w:r>
-        <w:t>).</w:t>
+        <w:t xml:space="preserve"> (для предотвращения блокировки UI-потока браузера во время сетевых запросов).</w:t>
       </w:r>
     </w:p>
     <w:p>
@@ -7033,16 +6569,101 @@
         <w:pStyle w:val="a1"/>
       </w:pPr>
       <w:r>
-        <w:t>По результатам работы учебная практика оценена на &lt;</w:t>
+        <w:t>Купчинский Ян Станиславович, студент группы 4342, второго курса бакалавриата Санкт-Петербургского электротехнического университета “ЛЭТИ” им В.И. Ульянова, проходил учебную практику по теме “Новые языки программирования” с 06.07.2026 по 17.07.2026.</w:t>
+      </w:r>
+    </w:p>
+    <w:p>
+      <w:pPr>
+        <w:pStyle w:val="a1"/>
+      </w:pPr>
+      <w:r>
+        <w:t>В течение практики обучающийся Купчинский Ян Станиславович  выполнял задание на создание визуализатора топологической сортировки.</w:t>
+      </w:r>
+      <w:r>
+        <w:br/>
+      </w:r>
+      <w:r>
+        <w:tab/>
+      </w:r>
+      <w:r>
+        <w:t xml:space="preserve">В результате практики обучающийся создал интерактивное веб-приложение, позволяющее выполнять сортировку как на файлах с готовыми параметрами, так и созданными вручную с помощью интерфейса. Получаемую работу обучающийся Купчинский Ян Станиславович выполнял активно, проявляя интерес к языку программирования Kotlin и его фреймворку </w:t>
       </w:r>
       <w:proofErr w:type="spellStart"/>
       <w:r>
-        <w:t>ваша_оценка</w:t>
+        <w:t>KVision</w:t>
       </w:r>
       <w:proofErr w:type="spellEnd"/>
       <w:r>
-        <w:t>&gt;.</w:t>
-      </w:r>
+        <w:t>.</w:t>
+      </w:r>
+    </w:p>
+    <w:p>
+      <w:pPr>
+        <w:pStyle w:val="a1"/>
+      </w:pPr>
+      <w:r>
+        <w:t xml:space="preserve">По результатам работы </w:t>
+      </w:r>
+      <w:proofErr w:type="spellStart"/>
+      <w:r>
+        <w:t>Купчинского</w:t>
+      </w:r>
+      <w:proofErr w:type="spellEnd"/>
+      <w:r>
+        <w:t xml:space="preserve"> Яна Станиславовича учебную практику оцениваю на Отлично</w:t>
+      </w:r>
+    </w:p>
+    <w:p>
+      <w:pPr>
+        <w:pStyle w:val="a1"/>
+      </w:pPr>
+    </w:p>
+    <w:p>
+      <w:pPr>
+        <w:pStyle w:val="a1"/>
+      </w:pPr>
+    </w:p>
+    <w:p>
+      <w:pPr>
+        <w:pStyle w:val="a1"/>
+      </w:pPr>
+      <w:r>
+        <w:t>Шестопалов Р.П.</w:t>
+      </w:r>
+    </w:p>
+    <w:p>
+      <w:pPr>
+        <w:pStyle w:val="a1"/>
+      </w:pPr>
+      <w:r>
+        <w:t xml:space="preserve">Ассистент каф. </w:t>
+      </w:r>
+      <w:proofErr w:type="gramStart"/>
+      <w:r>
+        <w:t>МОЭВМ  15</w:t>
+      </w:r>
+      <w:proofErr w:type="gramEnd"/>
+      <w:r>
+        <w:t>.07.2026</w:t>
+      </w:r>
+      <w:r>
+        <w:tab/>
+      </w:r>
+      <w:r>
+        <w:tab/>
+        <w:t xml:space="preserve">                </w:t>
+      </w:r>
+      <w:r>
+        <w:t xml:space="preserve"> </w:t>
+      </w:r>
+      <w:r>
+        <w:t>/</w:t>
+      </w:r>
+    </w:p>
+    <w:p>
+      <w:pPr>
+        <w:pStyle w:val="a1"/>
+      </w:pPr>
     </w:p>
     <w:p>
       <w:pPr>
@@ -7092,96 +6713,66 @@
       </w:r>
       <w:proofErr w:type="spellEnd"/>
       <w:r>
-        <w:t>. Полностью решены все поставленные задачи:</w:t>
-      </w:r>
+        <w:t xml:space="preserve">. Полностью решены все поставленные задачи: пройден вводный курс по языку </w:t>
+      </w:r>
+      <w:proofErr w:type="spellStart"/>
+      <w:r>
+        <w:t>Kotlin</w:t>
+      </w:r>
+      <w:proofErr w:type="spellEnd"/>
       <w:r>
         <w:t xml:space="preserve"> </w:t>
       </w:r>
       <w:r>
-        <w:t xml:space="preserve">пройден вводный курс по языку </w:t>
+        <w:t>[</w:t>
+      </w:r>
+      <w:r>
+        <w:t>1</w:t>
+      </w:r>
+      <w:r>
+        <w:t>]</w:t>
+      </w:r>
+      <w:r>
+        <w:t>,</w:t>
+      </w:r>
+      <w:r>
+        <w:t xml:space="preserve"> </w:t>
+      </w:r>
+      <w:r>
+        <w:t xml:space="preserve">составлена спецификация программы, согласован план работ и распределены роли в бригаде, освоен фреймворк </w:t>
       </w:r>
       <w:proofErr w:type="spellStart"/>
       <w:r>
-        <w:t>Kotlin</w:t>
+        <w:t>KVision</w:t>
       </w:r>
       <w:proofErr w:type="spellEnd"/>
       <w:r>
-        <w:t xml:space="preserve"> </w:t>
-      </w:r>
-      <w:r>
-        <w:t>[</w:t>
-      </w:r>
-      <w:r>
-        <w:t>1</w:t>
+        <w:t xml:space="preserve"> [</w:t>
+      </w:r>
+      <w:r>
+        <w:t>2</w:t>
       </w:r>
       <w:r>
         <w:t>]</w:t>
       </w:r>
       <w:r>
-        <w:t>,</w:t>
-      </w:r>
-      <w:r>
-        <w:t xml:space="preserve"> </w:t>
-      </w:r>
-      <w:r>
-        <w:t>составлена спецификация программы, согласован план работ и распределены роли в бригаде</w:t>
-      </w:r>
+        <w:t xml:space="preserve"> и библиотека vis.js, что позволило создать интерактивный веб-интерфейс, реализована архитектура приложения: классы </w:t>
+      </w:r>
+      <w:proofErr w:type="spellStart"/>
+      <w:r>
+        <w:t>Graph</w:t>
+      </w:r>
+      <w:proofErr w:type="spellEnd"/>
       <w:r>
         <w:t xml:space="preserve">, </w:t>
       </w:r>
-      <w:r>
-        <w:t xml:space="preserve">освоен фреймворк </w:t>
-      </w:r>
       <w:proofErr w:type="spellStart"/>
       <w:r>
-        <w:t>KVision</w:t>
+        <w:t>Vertex</w:t>
       </w:r>
       <w:proofErr w:type="spellEnd"/>
       <w:r>
-        <w:t xml:space="preserve"> [</w:t>
-      </w:r>
-      <w:r>
-        <w:t>2</w:t>
-      </w:r>
-      <w:r>
-        <w:t>]</w:t>
-      </w:r>
-      <w:r>
-        <w:t xml:space="preserve"> и библиотека vis.js, что позволило создать интерактивный веб-интерфейс</w:t>
-      </w:r>
-      <w:r>
-        <w:t xml:space="preserve">, </w:t>
-      </w:r>
-      <w:r>
-        <w:t xml:space="preserve">реализована архитектура приложения: классы </w:t>
-      </w:r>
-      <w:proofErr w:type="spellStart"/>
-      <w:r>
-        <w:t>Graph</w:t>
-      </w:r>
-      <w:proofErr w:type="spellEnd"/>
-      <w:r>
-        <w:t xml:space="preserve">, </w:t>
-      </w:r>
-      <w:proofErr w:type="spellStart"/>
-      <w:r>
-        <w:t>Vertex</w:t>
-      </w:r>
-      <w:proofErr w:type="spellEnd"/>
-      <w:r>
-        <w:t>, Edge, парсер JSON-файлов, алгоритм Кана с пошаговым режимом и детектированием циклов</w:t>
-      </w:r>
-      <w:r>
-        <w:t xml:space="preserve">, </w:t>
-      </w:r>
-      <w:r>
-        <w:t>разработан графический интерфейс с областью рисования графа, панелью управления и загрузкой данных</w:t>
-      </w:r>
-      <w:r>
-        <w:t xml:space="preserve">, </w:t>
-      </w:r>
-      <w:r>
-        <w:t>проведено тестирование алгоритмической части на различных типах графов (ацикличные, циклические, несвязные), а также ручное тестирование интерфейса; ошибок и непредвиденного поведения не выявлено.</w:t>
+        <w:t>, Edge, парсер JSON-файлов, алгоритм Кана с пошаговым режимом и детектированием циклов, разработан графический интерфейс с областью рисования графа, панелью управления и загрузкой данных, проведено тестирование алгоритмической части на различных типах графов (ацикличные, циклические, несвязные), а также ручное тестирование интерфейса; ошибок и непредвиденного поведения не выявлено.</w:t>
       </w:r>
     </w:p>
     <w:p>
@@ -7380,10 +6971,7 @@
         </w:numPr>
       </w:pPr>
       <w:r>
-        <w:t>Представляется финальный вид пользовательского интерфейса приложения</w:t>
-      </w:r>
-      <w:r>
-        <w:t xml:space="preserve"> </w:t>
+        <w:t xml:space="preserve">Представляется финальный вид пользовательского интерфейса приложения </w:t>
       </w:r>
       <w:r>
         <w:rPr>
@@ -7470,13 +7058,7 @@
         <w:pStyle w:val="af3"/>
       </w:pPr>
       <w:r>
-        <w:t xml:space="preserve">Рисунок </w:t>
-      </w:r>
-      <w:r>
-        <w:t>1</w:t>
-      </w:r>
-      <w:r>
-        <w:t xml:space="preserve"> – </w:t>
+        <w:t xml:space="preserve">Рисунок 1 – </w:t>
       </w:r>
       <w:r>
         <w:t>релизный вид продукта</w:t>
@@ -7489,6 +7071,164 @@
           <w:ilvl w:val="0"/>
           <w:numId w:val="0"/>
         </w:numPr>
+      </w:pPr>
+    </w:p>
+    <w:p>
+      <w:pPr>
+        <w:pStyle w:val="a"/>
+        <w:numPr>
+          <w:ilvl w:val="0"/>
+          <w:numId w:val="0"/>
+        </w:numPr>
+      </w:pPr>
+    </w:p>
+    <w:p>
+      <w:pPr>
+        <w:pStyle w:val="a"/>
+        <w:numPr>
+          <w:ilvl w:val="0"/>
+          <w:numId w:val="0"/>
+        </w:numPr>
+      </w:pPr>
+    </w:p>
+    <w:p>
+      <w:pPr>
+        <w:pStyle w:val="a"/>
+        <w:numPr>
+          <w:ilvl w:val="0"/>
+          <w:numId w:val="0"/>
+        </w:numPr>
+      </w:pPr>
+    </w:p>
+    <w:p>
+      <w:pPr>
+        <w:pStyle w:val="a"/>
+        <w:numPr>
+          <w:ilvl w:val="0"/>
+          <w:numId w:val="0"/>
+        </w:numPr>
+      </w:pPr>
+    </w:p>
+    <w:p>
+      <w:pPr>
+        <w:pStyle w:val="a"/>
+        <w:numPr>
+          <w:ilvl w:val="0"/>
+          <w:numId w:val="0"/>
+        </w:numPr>
+      </w:pPr>
+    </w:p>
+    <w:p>
+      <w:pPr>
+        <w:pStyle w:val="a"/>
+        <w:numPr>
+          <w:ilvl w:val="0"/>
+          <w:numId w:val="0"/>
+        </w:numPr>
+      </w:pPr>
+    </w:p>
+    <w:p>
+      <w:pPr>
+        <w:pStyle w:val="a"/>
+        <w:numPr>
+          <w:ilvl w:val="0"/>
+          <w:numId w:val="0"/>
+        </w:numPr>
+      </w:pPr>
+    </w:p>
+    <w:p>
+      <w:pPr>
+        <w:pStyle w:val="a"/>
+        <w:numPr>
+          <w:ilvl w:val="0"/>
+          <w:numId w:val="0"/>
+        </w:numPr>
+      </w:pPr>
+    </w:p>
+    <w:p>
+      <w:pPr>
+        <w:pStyle w:val="a"/>
+        <w:numPr>
+          <w:ilvl w:val="0"/>
+          <w:numId w:val="0"/>
+        </w:numPr>
+      </w:pPr>
+    </w:p>
+    <w:p>
+      <w:pPr>
+        <w:pStyle w:val="a"/>
+        <w:numPr>
+          <w:ilvl w:val="0"/>
+          <w:numId w:val="0"/>
+        </w:numPr>
+      </w:pPr>
+    </w:p>
+    <w:p>
+      <w:pPr>
+        <w:pStyle w:val="a"/>
+        <w:numPr>
+          <w:ilvl w:val="0"/>
+          <w:numId w:val="0"/>
+        </w:numPr>
+      </w:pPr>
+    </w:p>
+    <w:p>
+      <w:pPr>
+        <w:pStyle w:val="a"/>
+        <w:numPr>
+          <w:ilvl w:val="0"/>
+          <w:numId w:val="0"/>
+        </w:numPr>
+      </w:pPr>
+    </w:p>
+    <w:p>
+      <w:pPr>
+        <w:pStyle w:val="a"/>
+        <w:numPr>
+          <w:ilvl w:val="0"/>
+          <w:numId w:val="0"/>
+        </w:numPr>
+      </w:pPr>
+    </w:p>
+    <w:p>
+      <w:pPr>
+        <w:pStyle w:val="a"/>
+        <w:numPr>
+          <w:ilvl w:val="0"/>
+          <w:numId w:val="0"/>
+        </w:numPr>
+      </w:pPr>
+    </w:p>
+    <w:p>
+      <w:pPr>
+        <w:pStyle w:val="a"/>
+        <w:numPr>
+          <w:ilvl w:val="0"/>
+          <w:numId w:val="0"/>
+        </w:numPr>
+      </w:pPr>
+    </w:p>
+    <w:p>
+      <w:pPr>
+        <w:pStyle w:val="a"/>
+        <w:numPr>
+          <w:ilvl w:val="0"/>
+          <w:numId w:val="0"/>
+        </w:numPr>
+      </w:pPr>
+    </w:p>
+    <w:p>
+      <w:pPr>
+        <w:pStyle w:val="a"/>
+        <w:numPr>
+          <w:ilvl w:val="0"/>
+          <w:numId w:val="0"/>
+        </w:numPr>
+        <w:jc w:val="center"/>
+        <w:rPr>
+          <w:b/>
+          <w:bCs/>
+        </w:rPr>
       </w:pPr>
     </w:p>
     <w:sectPr>
@@ -9130,6 +8870,7 @@
   <w:style w:type="character" w:default="1" w:styleId="a2">
     <w:name w:val="Default Paragraph Font"/>
     <w:uiPriority w:val="1"/>
+    <w:semiHidden/>
     <w:unhideWhenUsed/>
   </w:style>
   <w:style w:type="table" w:default="1" w:styleId="a3">

--- a/УЧПРАКТИКА_4342_КУПЧИНСКИЙ_ЯС.docx
+++ b/УЧПРАКТИКА_4342_КУПЧИНСКИЙ_ЯС.docx
@@ -6568,102 +6568,6 @@
       <w:pPr>
         <w:pStyle w:val="a1"/>
       </w:pPr>
-      <w:r>
-        <w:t>Купчинский Ян Станиславович, студент группы 4342, второго курса бакалавриата Санкт-Петербургского электротехнического университета “ЛЭТИ” им В.И. Ульянова, проходил учебную практику по теме “Новые языки программирования” с 06.07.2026 по 17.07.2026.</w:t>
-      </w:r>
-    </w:p>
-    <w:p>
-      <w:pPr>
-        <w:pStyle w:val="a1"/>
-      </w:pPr>
-      <w:r>
-        <w:t>В течение практики обучающийся Купчинский Ян Станиславович  выполнял задание на создание визуализатора топологической сортировки.</w:t>
-      </w:r>
-      <w:r>
-        <w:br/>
-      </w:r>
-      <w:r>
-        <w:tab/>
-      </w:r>
-      <w:r>
-        <w:t xml:space="preserve">В результате практики обучающийся создал интерактивное веб-приложение, позволяющее выполнять сортировку как на файлах с готовыми параметрами, так и созданными вручную с помощью интерфейса. Получаемую работу обучающийся Купчинский Ян Станиславович выполнял активно, проявляя интерес к языку программирования Kotlin и его фреймворку </w:t>
-      </w:r>
-      <w:proofErr w:type="spellStart"/>
-      <w:r>
-        <w:t>KVision</w:t>
-      </w:r>
-      <w:proofErr w:type="spellEnd"/>
-      <w:r>
-        <w:t>.</w:t>
-      </w:r>
-    </w:p>
-    <w:p>
-      <w:pPr>
-        <w:pStyle w:val="a1"/>
-      </w:pPr>
-      <w:r>
-        <w:t xml:space="preserve">По результатам работы </w:t>
-      </w:r>
-      <w:proofErr w:type="spellStart"/>
-      <w:r>
-        <w:t>Купчинского</w:t>
-      </w:r>
-      <w:proofErr w:type="spellEnd"/>
-      <w:r>
-        <w:t xml:space="preserve"> Яна Станиславовича учебную практику оцениваю на Отлично</w:t>
-      </w:r>
-    </w:p>
-    <w:p>
-      <w:pPr>
-        <w:pStyle w:val="a1"/>
-      </w:pPr>
-    </w:p>
-    <w:p>
-      <w:pPr>
-        <w:pStyle w:val="a1"/>
-      </w:pPr>
-    </w:p>
-    <w:p>
-      <w:pPr>
-        <w:pStyle w:val="a1"/>
-      </w:pPr>
-      <w:r>
-        <w:t>Шестопалов Р.П.</w:t>
-      </w:r>
-    </w:p>
-    <w:p>
-      <w:pPr>
-        <w:pStyle w:val="a1"/>
-      </w:pPr>
-      <w:r>
-        <w:t xml:space="preserve">Ассистент каф. </w:t>
-      </w:r>
-      <w:proofErr w:type="gramStart"/>
-      <w:r>
-        <w:t>МОЭВМ  15</w:t>
-      </w:r>
-      <w:proofErr w:type="gramEnd"/>
-      <w:r>
-        <w:t>.07.2026</w:t>
-      </w:r>
-      <w:r>
-        <w:tab/>
-      </w:r>
-      <w:r>
-        <w:tab/>
-        <w:t xml:space="preserve">                </w:t>
-      </w:r>
-      <w:r>
-        <w:t xml:space="preserve"> </w:t>
-      </w:r>
-      <w:r>
-        <w:t>/</w:t>
-      </w:r>
-    </w:p>
-    <w:p>
-      <w:pPr>
-        <w:pStyle w:val="a1"/>
-      </w:pPr>
     </w:p>
     <w:p>
       <w:pPr>
@@ -6674,6 +6578,43 @@
           <w:szCs w:val="28"/>
         </w:rPr>
       </w:pPr>
+      <w:r>
+        <w:drawing>
+          <wp:inline distT="0" distB="0" distL="0" distR="0" wp14:anchorId="2B53ECDD" wp14:editId="373938FC">
+            <wp:extent cx="5940425" cy="5995670"/>
+            <wp:effectExtent l="0" t="0" r="3175" b="5080"/>
+            <wp:docPr id="278714053" name="Рисунок 1"/>
+            <wp:cNvGraphicFramePr>
+              <a:graphicFrameLocks xmlns:a="http://schemas.openxmlformats.org/drawingml/2006/main" noChangeAspect="1"/>
+            </wp:cNvGraphicFramePr>
+            <a:graphic xmlns:a="http://schemas.openxmlformats.org/drawingml/2006/main">
+              <a:graphicData uri="http://schemas.openxmlformats.org/drawingml/2006/picture">
+                <pic:pic xmlns:pic="http://schemas.openxmlformats.org/drawingml/2006/picture">
+                  <pic:nvPicPr>
+                    <pic:cNvPr id="278714053" name=""/>
+                    <pic:cNvPicPr/>
+                  </pic:nvPicPr>
+                  <pic:blipFill>
+                    <a:blip r:embed="rId13"/>
+                    <a:stretch>
+                      <a:fillRect/>
+                    </a:stretch>
+                  </pic:blipFill>
+                  <pic:spPr>
+                    <a:xfrm>
+                      <a:off x="0" y="0"/>
+                      <a:ext cx="5940425" cy="5995670"/>
+                    </a:xfrm>
+                    <a:prstGeom prst="rect">
+                      <a:avLst/>
+                    </a:prstGeom>
+                  </pic:spPr>
+                </pic:pic>
+              </a:graphicData>
+            </a:graphic>
+          </wp:inline>
+        </w:drawing>
+      </w:r>
       <w:r>
         <w:br w:type="page"/>
       </w:r>
@@ -6932,8 +6873,20 @@
     <w:p>
       <w:pPr>
         <w:pStyle w:val="a1"/>
-        <w:ind w:left="720" w:firstLine="0"/>
-      </w:pPr>
+        <w:numPr>
+          <w:ilvl w:val="0"/>
+          <w:numId w:val="5"/>
+        </w:numPr>
+      </w:pPr>
+      <w:r>
+        <w:t>Репозиторий</w:t>
+      </w:r>
+      <w:r>
+        <w:t xml:space="preserve">: </w:t>
+      </w:r>
+      <w:r>
+        <w:t>https://github.com/yankupchinskiy/summer_prac_TopSort.git</w:t>
+      </w:r>
     </w:p>
     <w:p>
       <w:pPr>
@@ -7025,7 +6978,7 @@
                     </pic:cNvPicPr>
                   </pic:nvPicPr>
                   <pic:blipFill>
-                    <a:blip r:embed="rId13">
+                    <a:blip r:embed="rId14">
                       <a:extLst>
                         <a:ext uri="{28A0092B-C50C-407E-A947-70E740481C1C}">
                           <a14:useLocalDpi xmlns:a14="http://schemas.microsoft.com/office/drawing/2010/main" val="0"/>
@@ -7232,9 +7185,9 @@
       </w:pPr>
     </w:p>
     <w:sectPr>
-      <w:footerReference w:type="even" r:id="rId14"/>
-      <w:footerReference w:type="default" r:id="rId15"/>
-      <w:footerReference w:type="first" r:id="rId16"/>
+      <w:footerReference w:type="even" r:id="rId15"/>
+      <w:footerReference w:type="default" r:id="rId16"/>
+      <w:footerReference w:type="first" r:id="rId17"/>
       <w:pgSz w:w="11906" w:h="16838"/>
       <w:pgMar w:top="1134" w:right="850" w:bottom="1134" w:left="1701" w:header="0" w:footer="708" w:gutter="0"/>
       <w:cols w:space="720"/>
@@ -9499,6 +9452,10 @@
 </file>
 
 <file path=customXml/item1.xml><?xml version="1.0" encoding="utf-8"?>
+<b:Sources xmlns:b="http://schemas.openxmlformats.org/officeDocument/2006/bibliography" xmlns="http://schemas.openxmlformats.org/officeDocument/2006/bibliography" SelectedStyle="\APASixthEditionOfficeOnline.xsl" StyleName="APA" Version="6"/>
+</file>
+
+<file path=customXml/item2.xml><?xml version="1.0" encoding="utf-8"?>
 <s:customData xmlns="http://www.wps.cn/officeDocument/2013/wpsCustomData" xmlns:s="http://www.wps.cn/officeDocument/2013/wpsCustomData">
   <customSectProps>
     <customSectPr/>
@@ -9506,22 +9463,18 @@
 </s:customData>
 </file>
 
-<file path=customXml/item2.xml><?xml version="1.0" encoding="utf-8"?>
-<b:Sources xmlns:b="http://schemas.openxmlformats.org/officeDocument/2006/bibliography" xmlns="http://schemas.openxmlformats.org/officeDocument/2006/bibliography" SelectedStyle="\APASixthEditionOfficeOnline.xsl" StyleName="APA" Version="6"/>
+<file path=customXml/itemProps1.xml><?xml version="1.0" encoding="utf-8"?>
+<ds:datastoreItem xmlns:ds="http://schemas.openxmlformats.org/officeDocument/2006/customXml" ds:itemID="{35107C85-4797-4801-AEFA-08DF982B5D47}">
+  <ds:schemaRefs>
+    <ds:schemaRef ds:uri="http://schemas.openxmlformats.org/officeDocument/2006/bibliography"/>
+  </ds:schemaRefs>
+</ds:datastoreItem>
 </file>
 
-<file path=customXml/itemProps1.xml><?xml version="1.0" encoding="utf-8"?>
+<file path=customXml/itemProps2.xml><?xml version="1.0" encoding="utf-8"?>
 <ds:datastoreItem xmlns:ds="http://schemas.openxmlformats.org/officeDocument/2006/customXml" ds:itemID="{B1977F7D-205B-4081-913C-38D41E755F92}">
   <ds:schemaRefs>
     <ds:schemaRef ds:uri="http://www.wps.cn/officeDocument/2013/wpsCustomData"/>
   </ds:schemaRefs>
 </ds:datastoreItem>
-</file>
-
-<file path=customXml/itemProps2.xml><?xml version="1.0" encoding="utf-8"?>
-<ds:datastoreItem xmlns:ds="http://schemas.openxmlformats.org/officeDocument/2006/customXml" ds:itemID="{35107C85-4797-4801-AEFA-08DF982B5D47}">
-  <ds:schemaRefs>
-    <ds:schemaRef ds:uri="http://schemas.openxmlformats.org/officeDocument/2006/bibliography"/>
-  </ds:schemaRefs>
-</ds:datastoreItem>
 </file>
--- a/УЧПРАКТИКА_4342_КУПЧИНСКИЙ_ЯС.docx
+++ b/УЧПРАКТИКА_4342_КУПЧИНСКИЙ_ЯС.docx
@@ -1985,39 +1985,7 @@
         <w:pStyle w:val="a1"/>
       </w:pPr>
       <w:r>
-        <w:t xml:space="preserve">В рамках учебной практики разработан визуализатор алгоритма топологической сортировки Кана. Приложение реализовано на языке </w:t>
-      </w:r>
-      <w:proofErr w:type="spellStart"/>
-      <w:r>
-        <w:t>Kotlin</w:t>
-      </w:r>
-      <w:proofErr w:type="spellEnd"/>
-      <w:r>
-        <w:t xml:space="preserve"> с использованием веб-технологий: фреймворка </w:t>
-      </w:r>
-      <w:proofErr w:type="spellStart"/>
-      <w:r>
-        <w:t>KVision</w:t>
-      </w:r>
-      <w:proofErr w:type="spellEnd"/>
-      <w:r>
-        <w:t xml:space="preserve">, библиотеки vis.js для отрисовки графа и серверной части на </w:t>
-      </w:r>
-      <w:proofErr w:type="spellStart"/>
-      <w:r>
-        <w:t>Ktor</w:t>
-      </w:r>
-      <w:proofErr w:type="spellEnd"/>
-      <w:r>
-        <w:t xml:space="preserve">. Пользователь может задавать ориентированный граф вручную или загрузкой из JSON-файла, после чего в пошаговом режиме наблюдать за выполнением алгоритма с автоматическим вычислением входящих степеней, помещением вершин в очередь и обнаружением циклов. Графический интерфейс обеспечивает полное управление мышью. Проведено тестирование корректности алгоритма и интерфейса. В ходе работы освоены язык </w:t>
-      </w:r>
-      <w:proofErr w:type="spellStart"/>
-      <w:r>
-        <w:t>Kotlin</w:t>
-      </w:r>
-      <w:proofErr w:type="spellEnd"/>
-      <w:r>
-        <w:t>, принципы клиент-серверного взаимодействия, командная итеративная разработка.</w:t>
+        <w:t>В рамках учебной практики разработан визуализатор алгоритма топологической сортировки Кана. Приложение реализовано на языке Kotlin с использованием веб-технологий: фреймворка KVision, библиотеки vis.js для отрисовки графа и серверной части на Ktor. Пользователь может задавать ориентированный граф вручную или загрузкой из JSON-файла, после чего в пошаговом режиме наблюдать за выполнением алгоритма с автоматическим вычислением входящих степеней, помещением вершин в очередь и обнаружением циклов. Графический интерфейс обеспечивает полное управление мышью. Проведено тестирование корректности алгоритма и интерфейса. В ходе работы освоены язык Kotlin, принципы клиент-серверного взаимодействия, командная итеративная разработка.</w:t>
       </w:r>
     </w:p>
     <w:p>
@@ -2108,35 +2076,7 @@
         <w:rPr>
           <w:lang w:val="en-US"/>
         </w:rPr>
-        <w:t xml:space="preserve">This report describes the development of a visualizer for Kahn’s topological sorting algorithm as part of an internship. The application is built in Kotlin using </w:t>
-      </w:r>
-      <w:proofErr w:type="spellStart"/>
-      <w:r>
-        <w:rPr>
-          <w:lang w:val="en-US"/>
-        </w:rPr>
-        <w:t>KVision</w:t>
-      </w:r>
-      <w:proofErr w:type="spellEnd"/>
-      <w:r>
-        <w:rPr>
-          <w:lang w:val="en-US"/>
-        </w:rPr>
-        <w:t xml:space="preserve">, vis.js for graph rendering, and </w:t>
-      </w:r>
-      <w:proofErr w:type="spellStart"/>
-      <w:r>
-        <w:rPr>
-          <w:lang w:val="en-US"/>
-        </w:rPr>
-        <w:t>Ktor</w:t>
-      </w:r>
-      <w:proofErr w:type="spellEnd"/>
-      <w:r>
-        <w:rPr>
-          <w:lang w:val="en-US"/>
-        </w:rPr>
-        <w:t xml:space="preserve"> for the backend. It allows the user to create a directed graph interactively or by loading a JSON file and then step through the sorting process while observing in-degree calculations, queue operations, and cycle detection. The graphical interface is fully mouse-driven. Algorithm and UI testing confirmed correctness and usability. The project provided practical experience with Kotlin, web client-server architecture, and team-based iterative development.</w:t>
+        <w:t>This report describes the development of a visualizer for Kahn’s topological sorting algorithm as part of an internship. The application is built in Kotlin using KVision, vis.js for graph rendering, and Ktor for the backend. It allows the user to create a directed graph interactively or by loading a JSON file and then step through the sorting process while observing in-degree calculations, queue operations, and cycle detection. The graphical interface is fully mouse-driven. Algorithm and UI testing confirmed correctness and usability. The project provided practical experience with Kotlin, web client-server architecture, and team-based iterative development.</w:t>
       </w:r>
     </w:p>
     <w:p>
@@ -3624,15 +3564,7 @@
         <w:pStyle w:val="a1"/>
       </w:pPr>
       <w:r>
-        <w:t xml:space="preserve">Предметной областью практики является разработка визуализатора алгоритма топологической сортировки Кана на языке </w:t>
-      </w:r>
-      <w:proofErr w:type="spellStart"/>
-      <w:r>
-        <w:t>Kotlin</w:t>
-      </w:r>
-      <w:proofErr w:type="spellEnd"/>
-      <w:r>
-        <w:t>. Визуализация пошаговой работы алгоритма на произвольном ориентированном графе позволяет наглядно демонстрировать его логику, что делает продукт полезным как для студентов, изучающих алгоритмы, так и для преподавателей в качестве учебного инструмента.</w:t>
+        <w:t>Предметной областью практики является разработка визуализатора алгоритма топологической сортировки Кана на языке Kotlin. Визуализация пошаговой работы алгоритма на произвольном ориентированном графе позволяет наглядно демонстрировать его логику, что делает продукт полезным как для студентов, изучающих алгоритмы, так и для преподавателей в качестве учебного инструмента.</w:t>
       </w:r>
     </w:p>
     <w:p>
@@ -3664,15 +3596,7 @@
         <w:t>П</w:t>
       </w:r>
       <w:r>
-        <w:t xml:space="preserve">рохождение вводного онлайн-курса по языку </w:t>
-      </w:r>
-      <w:proofErr w:type="spellStart"/>
-      <w:r>
-        <w:t>Kotlin</w:t>
-      </w:r>
-      <w:proofErr w:type="spellEnd"/>
-      <w:r>
-        <w:t>, освоение его базового синтаксиса, объектно-ориентированных возможностей и работы с асинхронностью</w:t>
+        <w:t>рохождение вводного онлайн-курса по языку Kotlin, освоение его базового синтаксиса, объектно-ориентированных возможностей и работы с асинхронностью</w:t>
       </w:r>
       <w:r>
         <w:t>.</w:t>
@@ -3710,15 +3634,7 @@
         <w:t>И</w:t>
       </w:r>
       <w:r>
-        <w:t xml:space="preserve">зучение фреймворка </w:t>
-      </w:r>
-      <w:proofErr w:type="spellStart"/>
-      <w:r>
-        <w:t>KVision</w:t>
-      </w:r>
-      <w:proofErr w:type="spellEnd"/>
-      <w:r>
-        <w:t xml:space="preserve"> и библиотеки vis.js как инструментов для построения клиент-серверных веб-приложений с интерактивной визуализацией графов</w:t>
+        <w:t>зучение фреймворка KVision и библиотеки vis.js как инструментов для построения клиент-серверных веб-приложений с интерактивной визуализацией графов</w:t>
       </w:r>
       <w:r>
         <w:t>.</w:t>
@@ -3945,14 +3861,12 @@
       <w:r>
         <w:t xml:space="preserve">В результате было создано приложение, полностью выполняющее следующие требования: Приложение имеет графический интерфейс, который позволяет взаимодействовать с ним используя исключительно мышь, приложение даёт пользователю задать граф как при помощи ручного ввода, так и при помощи импорта из файла формата </w:t>
       </w:r>
-      <w:proofErr w:type="spellStart"/>
       <w:r>
         <w:rPr>
           <w:lang w:val="en-US"/>
         </w:rPr>
         <w:t>json</w:t>
       </w:r>
-      <w:proofErr w:type="spellEnd"/>
       <w:r>
         <w:t>, работа алгоритма Кана показана пошагово и полностью контролируется пользователем.</w:t>
       </w:r>
@@ -4002,14 +3916,12 @@
       <w:r>
         <w:t xml:space="preserve">, основы ООП, наследование, </w:t>
       </w:r>
-      <w:proofErr w:type="spellStart"/>
       <w:r>
         <w:rPr>
           <w:lang w:val="en-US"/>
         </w:rPr>
         <w:t>enum</w:t>
       </w:r>
-      <w:proofErr w:type="spellEnd"/>
       <w:r>
         <w:t xml:space="preserve"> классы и </w:t>
       </w:r>
@@ -4138,34 +4050,10 @@
         <w:t xml:space="preserve"> </w:t>
       </w:r>
       <w:r>
-        <w:t>Левая часть - область отображения графа (</w:t>
-      </w:r>
-      <w:proofErr w:type="spellStart"/>
-      <w:r>
-        <w:t>canvas</w:t>
-      </w:r>
-      <w:proofErr w:type="spellEnd"/>
-      <w:r>
-        <w:t>), где пользователь создаёт вершины и рёбра. На каждой вершине отображается число - текущая входящая степень.</w:t>
-      </w:r>
-      <w:r>
-        <w:t xml:space="preserve"> Правая часть - панель управления со следующими кнопками</w:t>
-      </w:r>
-      <w:proofErr w:type="gramStart"/>
-      <w:r>
-        <w:t>: Назад</w:t>
-      </w:r>
-      <w:proofErr w:type="gramEnd"/>
-      <w:r>
-        <w:t xml:space="preserve"> -&gt; - шаг</w:t>
-      </w:r>
-      <w:proofErr w:type="gramStart"/>
-      <w:r>
-        <w:t>, Вперёд</w:t>
-      </w:r>
-      <w:proofErr w:type="gramEnd"/>
-      <w:r>
-        <w:t xml:space="preserve"> &lt;-, Старт, Стоп. </w:t>
+        <w:t>Левая часть - область отображения графа (canvas), где пользователь создаёт вершины и рёбра. На каждой вершине отображается число - текущая входящая степень.</w:t>
+      </w:r>
+      <w:r>
+        <w:t xml:space="preserve"> Правая часть - панель управления со следующими кнопками: Назад -&gt; - шаг, Вперёд &lt;-, Старт, Стоп. </w:t>
       </w:r>
       <w:r>
         <w:t>Также представление результата работы алгоритма с пошаговыми действиями.</w:t>
@@ -4322,39 +4210,7 @@
           <w:bCs/>
           <w:color w:val="000000" w:themeColor="text1"/>
         </w:rPr>
-        <w:t>Реализация структуры данных графа, базовой логики алгоритма Кана и организация ввода-вывода через стандартный поток (</w:t>
-      </w:r>
-      <w:proofErr w:type="spellStart"/>
-      <w:r>
-        <w:rPr>
-          <w:bCs/>
-          <w:color w:val="000000" w:themeColor="text1"/>
-        </w:rPr>
-        <w:t>stdin</w:t>
-      </w:r>
-      <w:proofErr w:type="spellEnd"/>
-      <w:r>
-        <w:rPr>
-          <w:bCs/>
-          <w:color w:val="000000" w:themeColor="text1"/>
-        </w:rPr>
-        <w:t>/</w:t>
-      </w:r>
-      <w:proofErr w:type="spellStart"/>
-      <w:r>
-        <w:rPr>
-          <w:bCs/>
-          <w:color w:val="000000" w:themeColor="text1"/>
-        </w:rPr>
-        <w:t>stdout</w:t>
-      </w:r>
-      <w:proofErr w:type="spellEnd"/>
-      <w:r>
-        <w:rPr>
-          <w:bCs/>
-          <w:color w:val="000000" w:themeColor="text1"/>
-        </w:rPr>
-        <w:t>).</w:t>
+        <w:t>Реализация структуры данных графа, базовой логики алгоритма Кана и организация ввода-вывода через стандартный поток (stdin/stdout).</w:t>
       </w:r>
     </w:p>
     <w:p>
@@ -4637,24 +4493,14 @@
         <w:pStyle w:val="a1"/>
       </w:pPr>
       <w:r>
-        <w:t xml:space="preserve">Разработка </w:t>
-      </w:r>
-      <w:proofErr w:type="gramStart"/>
-      <w:r>
-        <w:t>проходила  в</w:t>
-      </w:r>
-      <w:proofErr w:type="gramEnd"/>
-      <w:r>
-        <w:t xml:space="preserve"> более быстром темпе, чем было запланировано. Прототип был разработан в течении суток после утверждения спецификации, а именно 07.08. Этапы 1 и 2 были выполнены за двое суток суммарно, так как модуль </w:t>
-      </w:r>
-      <w:proofErr w:type="spellStart"/>
+        <w:t xml:space="preserve">Разработка проходила  в более быстром темпе, чем было запланировано. Прототип был разработан в течении суток после утверждения спецификации, а именно 07.08. Этапы 1 и 2 были выполнены за двое суток суммарно, так как модуль </w:t>
+      </w:r>
       <w:r>
         <w:rPr>
           <w:lang w:val="en-US"/>
         </w:rPr>
         <w:t>KVision</w:t>
       </w:r>
-      <w:proofErr w:type="spellEnd"/>
       <w:r>
         <w:t xml:space="preserve"> позволил использовать наработки группы из предыдущих проектов, но потребовалась серьёзная работа над организацией ввода-вывода. Это позволило гораздо быстрее перейти к итоговому виду и функционалу приложения. Этап четыре потребовал одни сутки выполнения, так как тестирование и доработка проводилась в ходе выполнения работы.</w:t>
       </w:r>
@@ -4713,7 +4559,6 @@
         </w:rPr>
         <w:t xml:space="preserve"> </w:t>
       </w:r>
-      <w:proofErr w:type="spellStart"/>
       <w:r>
         <w:rPr>
           <w:bCs/>
@@ -4722,7 +4567,6 @@
         </w:rPr>
         <w:t>VertexId</w:t>
       </w:r>
-      <w:proofErr w:type="spellEnd"/>
       <w:r>
         <w:rPr>
           <w:bCs/>
@@ -4746,7 +4590,6 @@
         </w:rPr>
         <w:t xml:space="preserve">Класс </w:t>
       </w:r>
-      <w:proofErr w:type="spellStart"/>
       <w:r>
         <w:rPr>
           <w:bCs/>
@@ -4755,7 +4598,6 @@
         </w:rPr>
         <w:t>Grapth</w:t>
       </w:r>
-      <w:proofErr w:type="spellEnd"/>
       <w:r>
         <w:rPr>
           <w:bCs/>
@@ -4806,23 +4648,7 @@
           <w:bCs/>
           <w:color w:val="000000" w:themeColor="text1"/>
         </w:rPr>
-        <w:t xml:space="preserve">имеет уникальный идентификатор вершины, </w:t>
-      </w:r>
-      <w:proofErr w:type="gramStart"/>
-      <w:r>
-        <w:rPr>
-          <w:bCs/>
-          <w:color w:val="000000" w:themeColor="text1"/>
-        </w:rPr>
-        <w:t>её  расположение</w:t>
-      </w:r>
-      <w:proofErr w:type="gramEnd"/>
-      <w:r>
-        <w:rPr>
-          <w:bCs/>
-          <w:color w:val="000000" w:themeColor="text1"/>
-        </w:rPr>
-        <w:t xml:space="preserve"> и количество входящих рёбер.</w:t>
+        <w:t>имеет уникальный идентификатор вершины, её  расположение и количество входящих рёбер.</w:t>
       </w:r>
     </w:p>
     <w:p>
@@ -4840,7 +4666,6 @@
         </w:rPr>
         <w:t xml:space="preserve">Класс </w:t>
       </w:r>
-      <w:proofErr w:type="spellStart"/>
       <w:r>
         <w:rPr>
           <w:bCs/>
@@ -4848,7 +4673,6 @@
         </w:rPr>
         <w:t>GraphJsonParser</w:t>
       </w:r>
-      <w:proofErr w:type="spellEnd"/>
       <w:r>
         <w:rPr>
           <w:bCs/>
@@ -4863,7 +4687,6 @@
         </w:rPr>
         <w:t xml:space="preserve">класс, отвечающий за обработку входных данных из </w:t>
       </w:r>
-      <w:proofErr w:type="spellStart"/>
       <w:r>
         <w:rPr>
           <w:bCs/>
@@ -4872,7 +4695,6 @@
         </w:rPr>
         <w:t>json</w:t>
       </w:r>
-      <w:proofErr w:type="spellEnd"/>
       <w:r>
         <w:rPr>
           <w:bCs/>
@@ -4887,7 +4709,6 @@
         </w:rPr>
         <w:t xml:space="preserve">файла. </w:t>
       </w:r>
-      <w:proofErr w:type="spellStart"/>
       <w:r>
         <w:rPr>
           <w:bCs/>
@@ -4896,29 +4717,12 @@
         </w:rPr>
         <w:t>buildVertices</w:t>
       </w:r>
-      <w:proofErr w:type="spellEnd"/>
-      <w:r>
-        <w:rPr>
-          <w:bCs/>
-          <w:color w:val="000000" w:themeColor="text1"/>
-        </w:rPr>
-        <w:t xml:space="preserve">, которая используется для корректной отрисовки узлов. Для этого используется </w:t>
-      </w:r>
-      <w:proofErr w:type="gramStart"/>
-      <w:r>
-        <w:rPr>
-          <w:bCs/>
-          <w:color w:val="000000" w:themeColor="text1"/>
-        </w:rPr>
-        <w:t>вспомогательная сетка</w:t>
-      </w:r>
-      <w:proofErr w:type="gramEnd"/>
-      <w:r>
-        <w:rPr>
-          <w:bCs/>
-          <w:color w:val="000000" w:themeColor="text1"/>
-        </w:rPr>
-        <w:t xml:space="preserve"> не отображаемая пользователю.</w:t>
+      <w:r>
+        <w:rPr>
+          <w:bCs/>
+          <w:color w:val="000000" w:themeColor="text1"/>
+        </w:rPr>
+        <w:t>, которая используется для корректной отрисовки узлов. Для этого используется вспомогательная сетка не отображаемая пользователю.</w:t>
       </w:r>
     </w:p>
     <w:p>
@@ -4960,7 +4764,6 @@
         <w:lastRenderedPageBreak/>
         <w:t xml:space="preserve">Методы класса </w:t>
       </w:r>
-      <w:proofErr w:type="spellStart"/>
       <w:r>
         <w:rPr>
           <w:bCs/>
@@ -4968,7 +4771,6 @@
         </w:rPr>
         <w:t>GraphJsonParser</w:t>
       </w:r>
-      <w:proofErr w:type="spellEnd"/>
     </w:p>
     <w:p>
       <w:pPr>
@@ -5000,7 +4802,6 @@
         </w:rPr>
         <w:t xml:space="preserve">, которая получает на вход название файла и возвращает структуру </w:t>
       </w:r>
-      <w:proofErr w:type="spellStart"/>
       <w:r>
         <w:rPr>
           <w:bCs/>
@@ -5009,7 +4810,6 @@
         </w:rPr>
         <w:t>Grapth</w:t>
       </w:r>
-      <w:proofErr w:type="spellEnd"/>
       <w:r>
         <w:rPr>
           <w:bCs/>
@@ -5033,7 +4833,6 @@
         </w:rPr>
         <w:t xml:space="preserve">Метод </w:t>
       </w:r>
-      <w:proofErr w:type="spellStart"/>
       <w:r>
         <w:rPr>
           <w:bCs/>
@@ -5042,7 +4841,6 @@
         </w:rPr>
         <w:t>buildVertices</w:t>
       </w:r>
-      <w:proofErr w:type="spellEnd"/>
       <w:r>
         <w:rPr>
           <w:bCs/>
@@ -5074,7 +4872,6 @@
         </w:rPr>
         <w:t>.</w:t>
       </w:r>
-      <w:proofErr w:type="spellStart"/>
       <w:r>
         <w:rPr>
           <w:bCs/>
@@ -5083,7 +4880,6 @@
         </w:rPr>
         <w:t>calculateInDegrees</w:t>
       </w:r>
-      <w:proofErr w:type="spellEnd"/>
       <w:r>
         <w:rPr>
           <w:bCs/>
@@ -5107,21 +4903,12 @@
           <w:color w:val="000000" w:themeColor="text1"/>
         </w:rPr>
       </w:pPr>
-      <w:proofErr w:type="spellStart"/>
-      <w:r>
-        <w:rPr>
-          <w:bCs/>
-          <w:color w:val="000000" w:themeColor="text1"/>
-        </w:rPr>
-        <w:t>Graph.buildAdjacencyList</w:t>
-      </w:r>
-      <w:proofErr w:type="spellEnd"/>
-      <w:r>
-        <w:rPr>
-          <w:bCs/>
-          <w:color w:val="000000" w:themeColor="text1"/>
-        </w:rPr>
-        <w:t>()</w:t>
+      <w:r>
+        <w:rPr>
+          <w:bCs/>
+          <w:color w:val="000000" w:themeColor="text1"/>
+        </w:rPr>
+        <w:t>Graph.buildAdjacencyList()</w:t>
       </w:r>
       <w:r>
         <w:rPr>
@@ -5146,21 +4933,12 @@
           <w:color w:val="000000" w:themeColor="text1"/>
         </w:rPr>
       </w:pPr>
-      <w:proofErr w:type="spellStart"/>
-      <w:r>
-        <w:rPr>
-          <w:bCs/>
-          <w:color w:val="000000" w:themeColor="text1"/>
-        </w:rPr>
-        <w:t>Graph.initializeStack</w:t>
-      </w:r>
-      <w:proofErr w:type="spellEnd"/>
-      <w:r>
-        <w:rPr>
-          <w:bCs/>
-          <w:color w:val="000000" w:themeColor="text1"/>
-        </w:rPr>
-        <w:t>()</w:t>
+      <w:r>
+        <w:rPr>
+          <w:bCs/>
+          <w:color w:val="000000" w:themeColor="text1"/>
+        </w:rPr>
+        <w:t>Graph.initializeStack()</w:t>
       </w:r>
       <w:r>
         <w:rPr>
@@ -5185,15 +4963,135 @@
           <w:color w:val="000000" w:themeColor="text1"/>
         </w:rPr>
       </w:pPr>
-      <w:proofErr w:type="spellStart"/>
-      <w:r>
-        <w:rPr>
-          <w:bCs/>
-          <w:color w:val="000000" w:themeColor="text1"/>
-        </w:rPr>
-        <w:t>Graph.topologicalSortKahn</w:t>
-      </w:r>
-      <w:proofErr w:type="spellEnd"/>
+      <w:r>
+        <w:rPr>
+          <w:bCs/>
+          <w:color w:val="000000" w:themeColor="text1"/>
+        </w:rPr>
+        <w:t xml:space="preserve">Graph.topologicalSortKahn(mode: SortMode) - Топологическая сортировка Кана. Возвращает топологический порядок, если граф ацикличен. Возвращает </w:t>
+      </w:r>
+      <w:r>
+        <w:rPr>
+          <w:bCs/>
+          <w:color w:val="000000" w:themeColor="text1"/>
+          <w:lang w:val="en-US"/>
+        </w:rPr>
+        <w:t>null</w:t>
+      </w:r>
+      <w:r>
+        <w:rPr>
+          <w:bCs/>
+          <w:color w:val="000000" w:themeColor="text1"/>
+        </w:rPr>
+        <w:t>, если из-за цикла удалось обработать не все вершины.</w:t>
+      </w:r>
+    </w:p>
+    <w:p>
+      <w:pPr>
+        <w:pStyle w:val="a1"/>
+        <w:rPr>
+          <w:bCs/>
+          <w:color w:val="000000" w:themeColor="text1"/>
+        </w:rPr>
+      </w:pPr>
+      <w:r>
+        <w:rPr>
+          <w:bCs/>
+          <w:color w:val="000000" w:themeColor="text1"/>
+        </w:rPr>
+        <w:t>Так же вспомогательные функции, такие как</w:t>
+      </w:r>
+    </w:p>
+    <w:p>
+      <w:pPr>
+        <w:pStyle w:val="a1"/>
+        <w:rPr>
+          <w:bCs/>
+          <w:color w:val="000000" w:themeColor="text1"/>
+        </w:rPr>
+      </w:pPr>
+      <w:r>
+        <w:rPr>
+          <w:bCs/>
+          <w:color w:val="000000" w:themeColor="text1"/>
+        </w:rPr>
+        <w:t xml:space="preserve"> </w:t>
+      </w:r>
+      <w:r>
+        <w:rPr>
+          <w:bCs/>
+          <w:color w:val="000000" w:themeColor="text1"/>
+          <w:lang w:val="en-US"/>
+        </w:rPr>
+        <w:t>Fun</w:t>
+      </w:r>
+      <w:r>
+        <w:rPr>
+          <w:bCs/>
+          <w:color w:val="000000" w:themeColor="text1"/>
+        </w:rPr>
+        <w:t xml:space="preserve"> </w:t>
+      </w:r>
+      <w:r>
+        <w:rPr>
+          <w:bCs/>
+          <w:color w:val="000000" w:themeColor="text1"/>
+        </w:rPr>
+        <w:t>waitForUser(message: String)</w:t>
+      </w:r>
+      <w:r>
+        <w:rPr>
+          <w:bCs/>
+          <w:color w:val="000000" w:themeColor="text1"/>
+        </w:rPr>
+        <w:t xml:space="preserve"> - </w:t>
+      </w:r>
+      <w:r>
+        <w:rPr>
+          <w:bCs/>
+          <w:color w:val="000000" w:themeColor="text1"/>
+        </w:rPr>
+        <w:t>Ждёт ввод пользователя в пошаговом режиме</w:t>
+      </w:r>
+      <w:r>
+        <w:rPr>
+          <w:bCs/>
+          <w:color w:val="000000" w:themeColor="text1"/>
+        </w:rPr>
+        <w:t>.</w:t>
+      </w:r>
+    </w:p>
+    <w:p>
+      <w:pPr>
+        <w:pStyle w:val="a1"/>
+        <w:rPr>
+          <w:bCs/>
+          <w:color w:val="000000" w:themeColor="text1"/>
+        </w:rPr>
+      </w:pPr>
+      <w:r>
+        <w:rPr>
+          <w:bCs/>
+          <w:color w:val="000000" w:themeColor="text1"/>
+          <w:lang w:val="en-US"/>
+        </w:rPr>
+        <w:t>Fun</w:t>
+      </w:r>
+      <w:r>
+        <w:rPr>
+          <w:bCs/>
+          <w:color w:val="000000" w:themeColor="text1"/>
+        </w:rPr>
+        <w:t xml:space="preserve"> </w:t>
+      </w:r>
+      <w:r>
+        <w:rPr>
+          <w:bCs/>
+          <w:color w:val="000000" w:themeColor="text1"/>
+          <w:lang w:val="en-US"/>
+        </w:rPr>
+        <w:t>printState</w:t>
+      </w:r>
       <w:r>
         <w:rPr>
           <w:bCs/>
@@ -5201,15 +5099,14 @@
         </w:rPr>
         <w:t>(</w:t>
       </w:r>
-      <w:proofErr w:type="spellStart"/>
-      <w:r>
-        <w:rPr>
-          <w:bCs/>
-          <w:color w:val="000000" w:themeColor="text1"/>
-        </w:rPr>
-        <w:t>mode</w:t>
-      </w:r>
-      <w:proofErr w:type="spellEnd"/>
+      <w:r>
+        <w:rPr>
+          <w:bCs/>
+          <w:color w:val="000000" w:themeColor="text1"/>
+          <w:lang w:val="en-US"/>
+        </w:rPr>
+        <w:t>step</w:t>
+      </w:r>
       <w:r>
         <w:rPr>
           <w:bCs/>
@@ -5217,36 +5114,199 @@
         </w:rPr>
         <w:t xml:space="preserve">: </w:t>
       </w:r>
-      <w:proofErr w:type="spellStart"/>
-      <w:r>
-        <w:rPr>
-          <w:bCs/>
-          <w:color w:val="000000" w:themeColor="text1"/>
-        </w:rPr>
-        <w:t>SortMode</w:t>
-      </w:r>
-      <w:proofErr w:type="spellEnd"/>
-      <w:r>
-        <w:rPr>
-          <w:bCs/>
-          <w:color w:val="000000" w:themeColor="text1"/>
-        </w:rPr>
-        <w:t xml:space="preserve">) - Топологическая сортировка Кана. Возвращает топологический порядок, если граф ацикличен. Возвращает </w:t>
-      </w:r>
       <w:r>
         <w:rPr>
           <w:bCs/>
           <w:color w:val="000000" w:themeColor="text1"/>
           <w:lang w:val="en-US"/>
         </w:rPr>
-        <w:t>null</w:t>
-      </w:r>
-      <w:r>
-        <w:rPr>
-          <w:bCs/>
-          <w:color w:val="000000" w:themeColor="text1"/>
-        </w:rPr>
-        <w:t>, если из-за цикла удалось обработать не все вершины.</w:t>
+        <w:t>Int</w:t>
+      </w:r>
+      <w:r>
+        <w:rPr>
+          <w:bCs/>
+          <w:color w:val="000000" w:themeColor="text1"/>
+        </w:rPr>
+        <w:t xml:space="preserve">, </w:t>
+      </w:r>
+      <w:r>
+        <w:rPr>
+          <w:bCs/>
+          <w:color w:val="000000" w:themeColor="text1"/>
+          <w:lang w:val="en-US"/>
+        </w:rPr>
+        <w:t>result</w:t>
+      </w:r>
+      <w:r>
+        <w:rPr>
+          <w:bCs/>
+          <w:color w:val="000000" w:themeColor="text1"/>
+        </w:rPr>
+        <w:t xml:space="preserve">: </w:t>
+      </w:r>
+      <w:r>
+        <w:rPr>
+          <w:bCs/>
+          <w:color w:val="000000" w:themeColor="text1"/>
+          <w:lang w:val="en-US"/>
+        </w:rPr>
+        <w:t>List</w:t>
+      </w:r>
+      <w:r>
+        <w:rPr>
+          <w:bCs/>
+          <w:color w:val="000000" w:themeColor="text1"/>
+        </w:rPr>
+        <w:t>&lt;</w:t>
+      </w:r>
+      <w:r>
+        <w:rPr>
+          <w:bCs/>
+          <w:color w:val="000000" w:themeColor="text1"/>
+          <w:lang w:val="en-US"/>
+        </w:rPr>
+        <w:t>VertexId</w:t>
+      </w:r>
+      <w:r>
+        <w:rPr>
+          <w:bCs/>
+          <w:color w:val="000000" w:themeColor="text1"/>
+        </w:rPr>
+        <w:t xml:space="preserve">&gt;, </w:t>
+      </w:r>
+      <w:r>
+        <w:rPr>
+          <w:bCs/>
+          <w:color w:val="000000" w:themeColor="text1"/>
+          <w:lang w:val="en-US"/>
+        </w:rPr>
+        <w:t>stack</w:t>
+      </w:r>
+      <w:r>
+        <w:rPr>
+          <w:bCs/>
+          <w:color w:val="000000" w:themeColor="text1"/>
+        </w:rPr>
+        <w:t xml:space="preserve">: </w:t>
+      </w:r>
+      <w:r>
+        <w:rPr>
+          <w:bCs/>
+          <w:color w:val="000000" w:themeColor="text1"/>
+          <w:lang w:val="en-US"/>
+        </w:rPr>
+        <w:t>ArrayDeque</w:t>
+      </w:r>
+      <w:r>
+        <w:rPr>
+          <w:bCs/>
+          <w:color w:val="000000" w:themeColor="text1"/>
+        </w:rPr>
+        <w:t>&lt;</w:t>
+      </w:r>
+      <w:r>
+        <w:rPr>
+          <w:bCs/>
+          <w:color w:val="000000" w:themeColor="text1"/>
+          <w:lang w:val="en-US"/>
+        </w:rPr>
+        <w:t>VertexId</w:t>
+      </w:r>
+      <w:r>
+        <w:rPr>
+          <w:bCs/>
+          <w:color w:val="000000" w:themeColor="text1"/>
+        </w:rPr>
+        <w:t xml:space="preserve">&gt;, </w:t>
+      </w:r>
+      <w:r>
+        <w:rPr>
+          <w:bCs/>
+          <w:color w:val="000000" w:themeColor="text1"/>
+          <w:lang w:val="en-US"/>
+        </w:rPr>
+        <w:t>vertices</w:t>
+      </w:r>
+      <w:r>
+        <w:rPr>
+          <w:bCs/>
+          <w:color w:val="000000" w:themeColor="text1"/>
+        </w:rPr>
+        <w:t xml:space="preserve">: </w:t>
+      </w:r>
+      <w:r>
+        <w:rPr>
+          <w:bCs/>
+          <w:color w:val="000000" w:themeColor="text1"/>
+          <w:lang w:val="en-US"/>
+        </w:rPr>
+        <w:t>Map</w:t>
+      </w:r>
+      <w:r>
+        <w:rPr>
+          <w:bCs/>
+          <w:color w:val="000000" w:themeColor="text1"/>
+        </w:rPr>
+        <w:t>&lt;</w:t>
+      </w:r>
+      <w:r>
+        <w:rPr>
+          <w:bCs/>
+          <w:color w:val="000000" w:themeColor="text1"/>
+          <w:lang w:val="en-US"/>
+        </w:rPr>
+        <w:t>VertexId</w:t>
+      </w:r>
+      <w:r>
+        <w:rPr>
+          <w:bCs/>
+          <w:color w:val="000000" w:themeColor="text1"/>
+        </w:rPr>
+        <w:t xml:space="preserve">, </w:t>
+      </w:r>
+      <w:r>
+        <w:rPr>
+          <w:bCs/>
+          <w:color w:val="000000" w:themeColor="text1"/>
+          <w:lang w:val="en-US"/>
+        </w:rPr>
+        <w:t>Vertex</w:t>
+      </w:r>
+      <w:r>
+        <w:rPr>
+          <w:bCs/>
+          <w:color w:val="000000" w:themeColor="text1"/>
+        </w:rPr>
+        <w:t>&gt;) - Выводит текущее состояние алгоритма для отладки и демонстрации:</w:t>
+      </w:r>
+      <w:r>
+        <w:rPr>
+          <w:bCs/>
+          <w:color w:val="000000" w:themeColor="text1"/>
+        </w:rPr>
+        <w:t xml:space="preserve"> </w:t>
+      </w:r>
+      <w:r>
+        <w:rPr>
+          <w:bCs/>
+          <w:color w:val="000000" w:themeColor="text1"/>
+        </w:rPr>
+        <w:t xml:space="preserve">частичный результат, текущий стек и </w:t>
+      </w:r>
+      <w:r>
+        <w:rPr>
+          <w:bCs/>
+          <w:color w:val="000000" w:themeColor="text1"/>
+          <w:lang w:val="en-US"/>
+        </w:rPr>
+        <w:t>inDegree</w:t>
+      </w:r>
+      <w:r>
+        <w:rPr>
+          <w:bCs/>
+          <w:color w:val="000000" w:themeColor="text1"/>
+        </w:rPr>
+        <w:t xml:space="preserve"> каждой вершины.  </w:t>
       </w:r>
     </w:p>
     <w:p>
@@ -5261,8 +5321,16 @@
         <w:rPr>
           <w:bCs/>
           <w:color w:val="000000" w:themeColor="text1"/>
-        </w:rPr>
-        <w:t>Так же вспомогательные функции, такие как</w:t>
+          <w:lang w:val="en-US"/>
+        </w:rPr>
+        <w:t>VisDataSet</w:t>
+      </w:r>
+      <w:r>
+        <w:rPr>
+          <w:bCs/>
+          <w:color w:val="000000" w:themeColor="text1"/>
+        </w:rPr>
+        <w:t xml:space="preserve"> — реактивный контейнер данных для вершин и ребер.</w:t>
       </w:r>
     </w:p>
     <w:p>
@@ -5277,402 +5345,10 @@
         <w:rPr>
           <w:bCs/>
           <w:color w:val="000000" w:themeColor="text1"/>
-        </w:rPr>
-        <w:t xml:space="preserve"> </w:t>
-      </w:r>
-      <w:r>
-        <w:rPr>
-          <w:bCs/>
-          <w:color w:val="000000" w:themeColor="text1"/>
           <w:lang w:val="en-US"/>
         </w:rPr>
-        <w:t>Fun</w:t>
-      </w:r>
-      <w:r>
-        <w:rPr>
-          <w:bCs/>
-          <w:color w:val="000000" w:themeColor="text1"/>
-        </w:rPr>
-        <w:t xml:space="preserve"> </w:t>
-      </w:r>
-      <w:proofErr w:type="spellStart"/>
-      <w:proofErr w:type="gramStart"/>
-      <w:r>
-        <w:rPr>
-          <w:bCs/>
-          <w:color w:val="000000" w:themeColor="text1"/>
-        </w:rPr>
-        <w:t>waitForUser</w:t>
-      </w:r>
-      <w:proofErr w:type="spellEnd"/>
-      <w:r>
-        <w:rPr>
-          <w:bCs/>
-          <w:color w:val="000000" w:themeColor="text1"/>
-        </w:rPr>
-        <w:t>(</w:t>
-      </w:r>
-      <w:proofErr w:type="spellStart"/>
-      <w:proofErr w:type="gramEnd"/>
-      <w:r>
-        <w:rPr>
-          <w:bCs/>
-          <w:color w:val="000000" w:themeColor="text1"/>
-        </w:rPr>
-        <w:t>message</w:t>
-      </w:r>
-      <w:proofErr w:type="spellEnd"/>
-      <w:r>
-        <w:rPr>
-          <w:bCs/>
-          <w:color w:val="000000" w:themeColor="text1"/>
-        </w:rPr>
-        <w:t xml:space="preserve">: </w:t>
-      </w:r>
-      <w:proofErr w:type="spellStart"/>
-      <w:r>
-        <w:rPr>
-          <w:bCs/>
-          <w:color w:val="000000" w:themeColor="text1"/>
-        </w:rPr>
-        <w:t>String</w:t>
-      </w:r>
-      <w:proofErr w:type="spellEnd"/>
-      <w:r>
-        <w:rPr>
-          <w:bCs/>
-          <w:color w:val="000000" w:themeColor="text1"/>
-        </w:rPr>
-        <w:t>)</w:t>
-      </w:r>
-      <w:r>
-        <w:rPr>
-          <w:bCs/>
-          <w:color w:val="000000" w:themeColor="text1"/>
-        </w:rPr>
-        <w:t xml:space="preserve"> - </w:t>
-      </w:r>
-      <w:r>
-        <w:rPr>
-          <w:bCs/>
-          <w:color w:val="000000" w:themeColor="text1"/>
-        </w:rPr>
-        <w:t>Ждёт ввод пользователя в пошаговом режиме</w:t>
-      </w:r>
-      <w:r>
-        <w:rPr>
-          <w:bCs/>
-          <w:color w:val="000000" w:themeColor="text1"/>
-        </w:rPr>
-        <w:t>.</w:t>
-      </w:r>
-    </w:p>
-    <w:p>
-      <w:pPr>
-        <w:pStyle w:val="a1"/>
-        <w:rPr>
-          <w:bCs/>
-          <w:color w:val="000000" w:themeColor="text1"/>
-        </w:rPr>
-      </w:pPr>
-      <w:r>
-        <w:rPr>
-          <w:bCs/>
-          <w:color w:val="000000" w:themeColor="text1"/>
-          <w:lang w:val="en-US"/>
-        </w:rPr>
-        <w:t>Fun</w:t>
-      </w:r>
-      <w:r>
-        <w:rPr>
-          <w:bCs/>
-          <w:color w:val="000000" w:themeColor="text1"/>
-        </w:rPr>
-        <w:t xml:space="preserve"> </w:t>
-      </w:r>
-      <w:proofErr w:type="spellStart"/>
-      <w:proofErr w:type="gramStart"/>
-      <w:r>
-        <w:rPr>
-          <w:bCs/>
-          <w:color w:val="000000" w:themeColor="text1"/>
-          <w:lang w:val="en-US"/>
-        </w:rPr>
-        <w:t>printState</w:t>
-      </w:r>
-      <w:proofErr w:type="spellEnd"/>
-      <w:r>
-        <w:rPr>
-          <w:bCs/>
-          <w:color w:val="000000" w:themeColor="text1"/>
-        </w:rPr>
-        <w:t>(</w:t>
-      </w:r>
-      <w:proofErr w:type="gramEnd"/>
-      <w:r>
-        <w:rPr>
-          <w:bCs/>
-          <w:color w:val="000000" w:themeColor="text1"/>
-          <w:lang w:val="en-US"/>
-        </w:rPr>
-        <w:t>step</w:t>
-      </w:r>
-      <w:r>
-        <w:rPr>
-          <w:bCs/>
-          <w:color w:val="000000" w:themeColor="text1"/>
-        </w:rPr>
-        <w:t xml:space="preserve">: </w:t>
-      </w:r>
-      <w:r>
-        <w:rPr>
-          <w:bCs/>
-          <w:color w:val="000000" w:themeColor="text1"/>
-          <w:lang w:val="en-US"/>
-        </w:rPr>
-        <w:t>Int</w:t>
-      </w:r>
-      <w:r>
-        <w:rPr>
-          <w:bCs/>
-          <w:color w:val="000000" w:themeColor="text1"/>
-        </w:rPr>
-        <w:t xml:space="preserve">, </w:t>
-      </w:r>
-      <w:r>
-        <w:rPr>
-          <w:bCs/>
-          <w:color w:val="000000" w:themeColor="text1"/>
-          <w:lang w:val="en-US"/>
-        </w:rPr>
-        <w:t>result</w:t>
-      </w:r>
-      <w:r>
-        <w:rPr>
-          <w:bCs/>
-          <w:color w:val="000000" w:themeColor="text1"/>
-        </w:rPr>
-        <w:t xml:space="preserve">: </w:t>
-      </w:r>
-      <w:r>
-        <w:rPr>
-          <w:bCs/>
-          <w:color w:val="000000" w:themeColor="text1"/>
-          <w:lang w:val="en-US"/>
-        </w:rPr>
-        <w:t>List</w:t>
-      </w:r>
-      <w:r>
-        <w:rPr>
-          <w:bCs/>
-          <w:color w:val="000000" w:themeColor="text1"/>
-        </w:rPr>
-        <w:t>&lt;</w:t>
-      </w:r>
-      <w:proofErr w:type="spellStart"/>
-      <w:r>
-        <w:rPr>
-          <w:bCs/>
-          <w:color w:val="000000" w:themeColor="text1"/>
-          <w:lang w:val="en-US"/>
-        </w:rPr>
-        <w:t>VertexId</w:t>
-      </w:r>
-      <w:proofErr w:type="spellEnd"/>
-      <w:r>
-        <w:rPr>
-          <w:bCs/>
-          <w:color w:val="000000" w:themeColor="text1"/>
-        </w:rPr>
-        <w:t xml:space="preserve">&gt;, </w:t>
-      </w:r>
-      <w:r>
-        <w:rPr>
-          <w:bCs/>
-          <w:color w:val="000000" w:themeColor="text1"/>
-          <w:lang w:val="en-US"/>
-        </w:rPr>
-        <w:t>stack</w:t>
-      </w:r>
-      <w:r>
-        <w:rPr>
-          <w:bCs/>
-          <w:color w:val="000000" w:themeColor="text1"/>
-        </w:rPr>
-        <w:t xml:space="preserve">: </w:t>
-      </w:r>
-      <w:proofErr w:type="spellStart"/>
-      <w:r>
-        <w:rPr>
-          <w:bCs/>
-          <w:color w:val="000000" w:themeColor="text1"/>
-          <w:lang w:val="en-US"/>
-        </w:rPr>
-        <w:t>ArrayDeque</w:t>
-      </w:r>
-      <w:proofErr w:type="spellEnd"/>
-      <w:r>
-        <w:rPr>
-          <w:bCs/>
-          <w:color w:val="000000" w:themeColor="text1"/>
-        </w:rPr>
-        <w:t>&lt;</w:t>
-      </w:r>
-      <w:proofErr w:type="spellStart"/>
-      <w:r>
-        <w:rPr>
-          <w:bCs/>
-          <w:color w:val="000000" w:themeColor="text1"/>
-          <w:lang w:val="en-US"/>
-        </w:rPr>
-        <w:t>VertexId</w:t>
-      </w:r>
-      <w:proofErr w:type="spellEnd"/>
-      <w:r>
-        <w:rPr>
-          <w:bCs/>
-          <w:color w:val="000000" w:themeColor="text1"/>
-        </w:rPr>
-        <w:t xml:space="preserve">&gt;, </w:t>
-      </w:r>
-      <w:r>
-        <w:rPr>
-          <w:bCs/>
-          <w:color w:val="000000" w:themeColor="text1"/>
-          <w:lang w:val="en-US"/>
-        </w:rPr>
-        <w:t>vertices</w:t>
-      </w:r>
-      <w:r>
-        <w:rPr>
-          <w:bCs/>
-          <w:color w:val="000000" w:themeColor="text1"/>
-        </w:rPr>
-        <w:t xml:space="preserve">: </w:t>
-      </w:r>
-      <w:r>
-        <w:rPr>
-          <w:bCs/>
-          <w:color w:val="000000" w:themeColor="text1"/>
-          <w:lang w:val="en-US"/>
-        </w:rPr>
-        <w:t>Map</w:t>
-      </w:r>
-      <w:r>
-        <w:rPr>
-          <w:bCs/>
-          <w:color w:val="000000" w:themeColor="text1"/>
-        </w:rPr>
-        <w:t>&lt;</w:t>
-      </w:r>
-      <w:proofErr w:type="spellStart"/>
-      <w:r>
-        <w:rPr>
-          <w:bCs/>
-          <w:color w:val="000000" w:themeColor="text1"/>
-          <w:lang w:val="en-US"/>
-        </w:rPr>
-        <w:t>VertexId</w:t>
-      </w:r>
-      <w:proofErr w:type="spellEnd"/>
-      <w:r>
-        <w:rPr>
-          <w:bCs/>
-          <w:color w:val="000000" w:themeColor="text1"/>
-        </w:rPr>
-        <w:t xml:space="preserve">, </w:t>
-      </w:r>
-      <w:r>
-        <w:rPr>
-          <w:bCs/>
-          <w:color w:val="000000" w:themeColor="text1"/>
-          <w:lang w:val="en-US"/>
-        </w:rPr>
-        <w:t>Vertex</w:t>
-      </w:r>
-      <w:r>
-        <w:rPr>
-          <w:bCs/>
-          <w:color w:val="000000" w:themeColor="text1"/>
-        </w:rPr>
-        <w:t>&gt;) - Выводит текущее состояние алгоритма для отладки и демонстрации:</w:t>
-      </w:r>
-      <w:r>
-        <w:rPr>
-          <w:bCs/>
-          <w:color w:val="000000" w:themeColor="text1"/>
-        </w:rPr>
-        <w:t xml:space="preserve"> </w:t>
-      </w:r>
-      <w:r>
-        <w:rPr>
-          <w:bCs/>
-          <w:color w:val="000000" w:themeColor="text1"/>
-        </w:rPr>
-        <w:t xml:space="preserve">частичный результат, текущий стек и </w:t>
-      </w:r>
-      <w:proofErr w:type="spellStart"/>
-      <w:r>
-        <w:rPr>
-          <w:bCs/>
-          <w:color w:val="000000" w:themeColor="text1"/>
-          <w:lang w:val="en-US"/>
-        </w:rPr>
-        <w:t>inDegree</w:t>
-      </w:r>
-      <w:proofErr w:type="spellEnd"/>
-      <w:r>
-        <w:rPr>
-          <w:bCs/>
-          <w:color w:val="000000" w:themeColor="text1"/>
-        </w:rPr>
-        <w:t xml:space="preserve"> каждой вершины.  </w:t>
-      </w:r>
-    </w:p>
-    <w:p>
-      <w:pPr>
-        <w:pStyle w:val="a1"/>
-        <w:rPr>
-          <w:bCs/>
-          <w:color w:val="000000" w:themeColor="text1"/>
-        </w:rPr>
-      </w:pPr>
-      <w:proofErr w:type="spellStart"/>
-      <w:r>
-        <w:rPr>
-          <w:bCs/>
-          <w:color w:val="000000" w:themeColor="text1"/>
-          <w:lang w:val="en-US"/>
-        </w:rPr>
-        <w:t>VisDataSet</w:t>
-      </w:r>
-      <w:proofErr w:type="spellEnd"/>
-      <w:r>
-        <w:rPr>
-          <w:bCs/>
-          <w:color w:val="000000" w:themeColor="text1"/>
-        </w:rPr>
-        <w:t xml:space="preserve"> — реактивный контейнер данных для вершин и ребер.</w:t>
-      </w:r>
-    </w:p>
-    <w:p>
-      <w:pPr>
-        <w:pStyle w:val="a1"/>
-        <w:rPr>
-          <w:bCs/>
-          <w:color w:val="000000" w:themeColor="text1"/>
-        </w:rPr>
-      </w:pPr>
-      <w:proofErr w:type="spellStart"/>
-      <w:r>
-        <w:rPr>
-          <w:bCs/>
-          <w:color w:val="000000" w:themeColor="text1"/>
-          <w:lang w:val="en-US"/>
-        </w:rPr>
         <w:t>VisNetwork</w:t>
       </w:r>
-      <w:proofErr w:type="spellEnd"/>
       <w:r>
         <w:rPr>
           <w:bCs/>
@@ -6317,14 +5993,12 @@
       <w:r>
         <w:t xml:space="preserve">Тестирование проводилось на этапе 2, так как последующие этапы не подразумевают изменений в коде, отвечающем за алгоритмическую часть. В связи с малым количеством возможно проблемных ситуаций, тестирование проводилось вручную, путём модификации передаваемого </w:t>
       </w:r>
-      <w:proofErr w:type="spellStart"/>
       <w:r>
         <w:rPr>
           <w:lang w:val="en-US"/>
         </w:rPr>
         <w:t>json</w:t>
       </w:r>
-      <w:proofErr w:type="spellEnd"/>
       <w:r>
         <w:t xml:space="preserve"> </w:t>
       </w:r>
@@ -6340,14 +6014,12 @@
       <w:r>
         <w:t xml:space="preserve">Так же были протестированы промежуточные варианты, ошибки в структуре </w:t>
       </w:r>
-      <w:proofErr w:type="spellStart"/>
       <w:r>
         <w:rPr>
           <w:lang w:val="en-US"/>
         </w:rPr>
         <w:t>json</w:t>
       </w:r>
-      <w:proofErr w:type="spellEnd"/>
       <w:r>
         <w:t xml:space="preserve"> файла и крайние ситуации. В ходе тестирования ошибок выявлено не было. Программа </w:t>
       </w:r>
@@ -6445,83 +6117,19 @@
         <w:t xml:space="preserve">Так же были использованы такие библиотеки и фреймворки, как </w:t>
       </w:r>
       <w:r>
-        <w:t xml:space="preserve">фреймворк </w:t>
-      </w:r>
-      <w:proofErr w:type="spellStart"/>
-      <w:r>
-        <w:t>KVision</w:t>
-      </w:r>
-      <w:proofErr w:type="spellEnd"/>
-      <w:r>
-        <w:t xml:space="preserve"> (интерфейс пользователя), библиотека vis.js Network (интерактивная визуализация графа через </w:t>
-      </w:r>
-      <w:proofErr w:type="spellStart"/>
-      <w:r>
-        <w:t>Kotlin</w:t>
-      </w:r>
-      <w:proofErr w:type="spellEnd"/>
-      <w:r>
-        <w:t xml:space="preserve">/JS </w:t>
-      </w:r>
-      <w:proofErr w:type="spellStart"/>
-      <w:r>
-        <w:t>биндинги</w:t>
-      </w:r>
-      <w:proofErr w:type="spellEnd"/>
-      <w:r>
-        <w:t>).</w:t>
+        <w:t>фреймворк KVision (интерфейс пользователя), библиотека vis.js Network (интерактивная визуализация графа через Kotlin/JS биндинги).</w:t>
       </w:r>
       <w:r>
         <w:br/>
-        <w:t xml:space="preserve">Бэкенд: </w:t>
-      </w:r>
-      <w:proofErr w:type="spellStart"/>
-      <w:r>
-        <w:t>Kotlin</w:t>
-      </w:r>
-      <w:proofErr w:type="spellEnd"/>
-      <w:r>
-        <w:t xml:space="preserve">, асинхронный веб-фреймворк </w:t>
-      </w:r>
-      <w:proofErr w:type="spellStart"/>
-      <w:r>
-        <w:t>Ktor</w:t>
-      </w:r>
-      <w:proofErr w:type="spellEnd"/>
-      <w:r>
-        <w:t xml:space="preserve"> (порт 8080).</w:t>
+        <w:t>Бэкенд: Kotlin, асинхронный веб-фреймворк Ktor (порт 8080).</w:t>
       </w:r>
       <w:r>
         <w:br/>
-        <w:t xml:space="preserve">Сериализация данных: библиотека </w:t>
-      </w:r>
-      <w:proofErr w:type="spellStart"/>
-      <w:r>
-        <w:t>kotlinx.serialization</w:t>
-      </w:r>
-      <w:proofErr w:type="spellEnd"/>
-      <w:r>
-        <w:t xml:space="preserve"> (стандарт JSON).</w:t>
+        <w:t>Сериализация данных: библиотека kotlinx.serialization (стандарт JSON).</w:t>
       </w:r>
       <w:r>
         <w:br/>
-        <w:t xml:space="preserve">Асинхронность: </w:t>
-      </w:r>
-      <w:proofErr w:type="spellStart"/>
-      <w:r>
-        <w:t>Kotlin</w:t>
-      </w:r>
-      <w:proofErr w:type="spellEnd"/>
-      <w:r>
-        <w:t xml:space="preserve"> </w:t>
-      </w:r>
-      <w:proofErr w:type="spellStart"/>
-      <w:r>
-        <w:t>Coroutines</w:t>
-      </w:r>
-      <w:proofErr w:type="spellEnd"/>
-      <w:r>
-        <w:t xml:space="preserve"> (для предотвращения блокировки UI-потока браузера во время сетевых запросов).</w:t>
+        <w:t>Асинхронность: Kotlin Coroutines (для предотвращения блокировки UI-потока браузера во время сетевых запросов).</w:t>
       </w:r>
     </w:p>
     <w:p>
@@ -6557,6 +6165,9 @@
           <w:ilvl w:val="1"/>
           <w:numId w:val="2"/>
         </w:numPr>
+        <w:rPr>
+          <w:lang w:val="en-US"/>
+        </w:rPr>
       </w:pPr>
       <w:bookmarkStart w:id="16" w:name="_Toc235014473"/>
       <w:r>
@@ -6567,23 +6178,72 @@
     <w:p>
       <w:pPr>
         <w:pStyle w:val="a1"/>
-      </w:pPr>
-    </w:p>
-    <w:p>
-      <w:pPr>
-        <w:suppressAutoHyphens w:val="0"/>
-        <w:jc w:val="left"/>
-        <w:rPr>
-          <w:rFonts w:cs="Times New Roman"/>
-          <w:szCs w:val="28"/>
-        </w:rPr>
-      </w:pPr>
-      <w:r>
+        <w:rPr>
+          <w:lang w:val="en-US"/>
+        </w:rPr>
+      </w:pPr>
+    </w:p>
+    <w:p>
+      <w:pPr>
+        <w:pStyle w:val="a1"/>
+        <w:rPr>
+          <w:bCs/>
+          <w:color w:val="000000" w:themeColor="text1"/>
+        </w:rPr>
+      </w:pPr>
+      <w:r>
+        <w:rPr>
+          <w:bCs/>
+          <w:color w:val="000000" w:themeColor="text1"/>
+        </w:rPr>
+        <w:t>Отзыв руководителя</w:t>
+      </w:r>
+      <w:r>
+        <w:rPr>
+          <w:bCs/>
+          <w:color w:val="000000" w:themeColor="text1"/>
+        </w:rPr>
+        <w:t xml:space="preserve"> </w:t>
+      </w:r>
+      <w:r>
+        <w:rPr>
+          <w:bCs/>
+          <w:color w:val="000000" w:themeColor="text1"/>
+        </w:rPr>
+        <w:t xml:space="preserve">(рис. </w:t>
+      </w:r>
+      <w:r>
+        <w:rPr>
+          <w:bCs/>
+          <w:color w:val="000000" w:themeColor="text1"/>
+        </w:rPr>
+        <w:t>5</w:t>
+      </w:r>
+      <w:r>
+        <w:rPr>
+          <w:bCs/>
+          <w:color w:val="000000" w:themeColor="text1"/>
+        </w:rPr>
+        <w:t>).</w:t>
+      </w:r>
+    </w:p>
+    <w:p>
+      <w:pPr>
+        <w:pStyle w:val="af3"/>
+        <w:rPr>
+          <w:color w:val="C00000"/>
+        </w:rPr>
+      </w:pPr>
+      <w:r>
+        <w:rPr>
+          <w:noProof/>
+          <w:lang w:eastAsia="ja-JP" w:bidi="ar-SA"/>
+        </w:rPr>
         <w:drawing>
-          <wp:inline distT="0" distB="0" distL="0" distR="0" wp14:anchorId="2B53ECDD" wp14:editId="373938FC">
-            <wp:extent cx="5940425" cy="5995670"/>
-            <wp:effectExtent l="0" t="0" r="3175" b="5080"/>
-            <wp:docPr id="278714053" name="Рисунок 1"/>
+          <wp:inline distT="0" distB="0" distL="0" distR="0" wp14:anchorId="5744EB1C" wp14:editId="39FB4100">
+            <wp:extent cx="5981246" cy="6042660"/>
+            <wp:effectExtent l="0" t="0" r="635" b="0"/>
+            <wp:docPr id="1894277219" name="Рисунок 3"/>
             <wp:cNvGraphicFramePr>
               <a:graphicFrameLocks xmlns:a="http://schemas.openxmlformats.org/drawingml/2006/main" noChangeAspect="1"/>
             </wp:cNvGraphicFramePr>
@@ -6591,11 +6251,19 @@
               <a:graphicData uri="http://schemas.openxmlformats.org/drawingml/2006/picture">
                 <pic:pic xmlns:pic="http://schemas.openxmlformats.org/drawingml/2006/picture">
                   <pic:nvPicPr>
-                    <pic:cNvPr id="278714053" name=""/>
-                    <pic:cNvPicPr/>
+                    <pic:cNvPr id="1894277219" name="Рисунок 3"/>
+                    <pic:cNvPicPr>
+                      <a:picLocks noChangeAspect="1" noChangeArrowheads="1"/>
+                    </pic:cNvPicPr>
                   </pic:nvPicPr>
                   <pic:blipFill>
-                    <a:blip r:embed="rId13"/>
+                    <a:blip r:embed="rId13">
+                      <a:extLst>
+                        <a:ext uri="{28A0092B-C50C-407E-A947-70E740481C1C}">
+                          <a14:useLocalDpi xmlns:a14="http://schemas.microsoft.com/office/drawing/2010/main" val="0"/>
+                        </a:ext>
+                      </a:extLst>
+                    </a:blip>
                     <a:stretch>
                       <a:fillRect/>
                     </a:stretch>
@@ -6603,11 +6271,12 @@
                   <pic:spPr>
                     <a:xfrm>
                       <a:off x="0" y="0"/>
-                      <a:ext cx="5940425" cy="5995670"/>
+                      <a:ext cx="6006933" cy="6068611"/>
                     </a:xfrm>
                     <a:prstGeom prst="rect">
                       <a:avLst/>
                     </a:prstGeom>
+                    <a:noFill/>
                   </pic:spPr>
                 </pic:pic>
               </a:graphicData>
@@ -6615,6 +6284,38 @@
           </wp:inline>
         </w:drawing>
       </w:r>
+    </w:p>
+    <w:p>
+      <w:pPr>
+        <w:pStyle w:val="af3"/>
+      </w:pPr>
+      <w:r>
+        <w:t xml:space="preserve">Рисунок </w:t>
+      </w:r>
+      <w:r>
+        <w:t>5</w:t>
+      </w:r>
+      <w:r>
+        <w:t xml:space="preserve"> – </w:t>
+      </w:r>
+      <w:r>
+        <w:t>Отзыв руководителя</w:t>
+      </w:r>
+    </w:p>
+    <w:p>
+      <w:pPr>
+        <w:pStyle w:val="a1"/>
+      </w:pPr>
+    </w:p>
+    <w:p>
+      <w:pPr>
+        <w:suppressAutoHyphens w:val="0"/>
+        <w:jc w:val="left"/>
+        <w:rPr>
+          <w:rFonts w:cs="Times New Roman"/>
+          <w:szCs w:val="28"/>
+        </w:rPr>
+      </w:pPr>
       <w:r>
         <w:br w:type="page"/>
       </w:r>
@@ -6646,21 +6347,8 @@
         <w:pStyle w:val="a1"/>
       </w:pPr>
       <w:r>
-        <w:t xml:space="preserve">В ходе учебной практики была выполнена командная разработка программного продукта — визуализатора алгоритма топологической сортировки Кана на языке </w:t>
-      </w:r>
-      <w:proofErr w:type="spellStart"/>
-      <w:r>
-        <w:t>Kotlin</w:t>
-      </w:r>
-      <w:proofErr w:type="spellEnd"/>
-      <w:r>
-        <w:t xml:space="preserve">. Полностью решены все поставленные задачи: пройден вводный курс по языку </w:t>
-      </w:r>
-      <w:proofErr w:type="spellStart"/>
-      <w:r>
-        <w:t>Kotlin</w:t>
-      </w:r>
-      <w:proofErr w:type="spellEnd"/>
+        <w:t>В ходе учебной практики была выполнена командная разработка программного продукта — визуализатора алгоритма топологической сортировки Кана на языке Kotlin. Полностью решены все поставленные задачи: пройден вводный курс по языку Kotlin</w:t>
+      </w:r>
       <w:r>
         <w:t xml:space="preserve"> </w:t>
       </w:r>
@@ -6680,13 +6368,8 @@
         <w:t xml:space="preserve"> </w:t>
       </w:r>
       <w:r>
-        <w:t xml:space="preserve">составлена спецификация программы, согласован план работ и распределены роли в бригаде, освоен фреймворк </w:t>
-      </w:r>
-      <w:proofErr w:type="spellStart"/>
-      <w:r>
-        <w:t>KVision</w:t>
-      </w:r>
-      <w:proofErr w:type="spellEnd"/>
+        <w:t>составлена спецификация программы, согласован план работ и распределены роли в бригаде, освоен фреймворк KVision</w:t>
+      </w:r>
       <w:r>
         <w:t xml:space="preserve"> [</w:t>
       </w:r>
@@ -6697,23 +6380,22 @@
         <w:t>]</w:t>
       </w:r>
       <w:r>
-        <w:t xml:space="preserve"> и библиотека vis.js, что позволило создать интерактивный веб-интерфейс, реализована архитектура приложения: классы </w:t>
-      </w:r>
-      <w:proofErr w:type="spellStart"/>
-      <w:r>
-        <w:t>Graph</w:t>
-      </w:r>
-      <w:proofErr w:type="spellEnd"/>
-      <w:r>
-        <w:t xml:space="preserve">, </w:t>
-      </w:r>
-      <w:proofErr w:type="spellStart"/>
-      <w:r>
-        <w:t>Vertex</w:t>
-      </w:r>
-      <w:proofErr w:type="spellEnd"/>
-      <w:r>
-        <w:t>, Edge, парсер JSON-файлов, алгоритм Кана с пошаговым режимом и детектированием циклов, разработан графический интерфейс с областью рисования графа, панелью управления и загрузкой данных, проведено тестирование алгоритмической части на различных типах графов (ацикличные, циклические, несвязные), а также ручное тестирование интерфейса; ошибок и непредвиденного поведения не выявлено.</w:t>
+        <w:t xml:space="preserve"> и библиотека vis.js, что позволило создать интерактивный веб-интерфейс, реализована архитектура приложения</w:t>
+      </w:r>
+      <w:r>
+        <w:t>[</w:t>
+      </w:r>
+      <w:r>
+        <w:rPr>
+          <w:lang w:val="en-US"/>
+        </w:rPr>
+        <w:t>3</w:t>
+      </w:r>
+      <w:r>
+        <w:t>]</w:t>
+      </w:r>
+      <w:r>
+        <w:t>: классы Graph, Vertex, Edge, парсер JSON-файлов, алгоритм Кана с пошаговым режимом и детектированием циклов, разработан графический интерфейс с областью рисования графа, панелью управления и загрузкой данных, проведено тестирование алгоритмической части на различных типах графов (ацикличные, циклические, несвязные), а также ручное тестирование интерфейса; ошибок и непредвиденного поведения не выявлено.</w:t>
       </w:r>
     </w:p>
     <w:p>
@@ -6721,15 +6403,7 @@
         <w:pStyle w:val="a1"/>
       </w:pPr>
       <w:r>
-        <w:t xml:space="preserve">Созданное приложение полностью удовлетворяет исходным требованиям и может использоваться в учебном процессе для демонстрации работы алгоритма топологической сортировки. Полученные навыки программирования на </w:t>
-      </w:r>
-      <w:proofErr w:type="spellStart"/>
-      <w:r>
-        <w:t>Kotlin</w:t>
-      </w:r>
-      <w:proofErr w:type="spellEnd"/>
-      <w:r>
-        <w:t>, проектирования веб-приложений и командной разработки будут полезны в дальнейшей профессиональной деятельности.</w:t>
+        <w:t>Созданное приложение полностью удовлетворяет исходным требованиям и может использоваться в учебном процессе для демонстрации работы алгоритма топологической сортировки. Полученные навыки программирования на Kotlin, проектирования веб-приложений и командной разработки будут полезны в дальнейшей профессиональной деятельности.</w:t>
       </w:r>
       <w:r>
         <w:br w:type="page"/>
@@ -6773,15 +6447,7 @@
         </w:numPr>
       </w:pPr>
       <w:r>
-        <w:t xml:space="preserve">Введение в </w:t>
-      </w:r>
-      <w:proofErr w:type="spellStart"/>
-      <w:r>
-        <w:t>Kotlin</w:t>
-      </w:r>
-      <w:proofErr w:type="spellEnd"/>
-      <w:r>
-        <w:t xml:space="preserve"> JVM</w:t>
+        <w:t>Введение в Kotlin JVM</w:t>
       </w:r>
       <w:r>
         <w:t xml:space="preserve"> </w:t>
@@ -6819,14 +6485,12 @@
           <w:numId w:val="5"/>
         </w:numPr>
       </w:pPr>
-      <w:proofErr w:type="spellStart"/>
       <w:r>
         <w:rPr>
           <w:lang w:val="en-US"/>
         </w:rPr>
         <w:t>KVision</w:t>
       </w:r>
-      <w:proofErr w:type="spellEnd"/>
       <w:r>
         <w:t xml:space="preserve"> [</w:t>
       </w:r>
@@ -6882,10 +6546,7 @@
         <w:t>Репозиторий</w:t>
       </w:r>
       <w:r>
-        <w:t xml:space="preserve">: </w:t>
-      </w:r>
-      <w:r>
-        <w:t>https://github.com/yankupchinskiy/summer_prac_TopSort.git</w:t>
+        <w:t>: https://github.com/yankupchinskiy/summer_prac_TopSort.git</w:t>
       </w:r>
     </w:p>
     <w:p>
@@ -9452,10 +9113,6 @@
 </file>
 
 <file path=customXml/item1.xml><?xml version="1.0" encoding="utf-8"?>
-<b:Sources xmlns:b="http://schemas.openxmlformats.org/officeDocument/2006/bibliography" xmlns="http://schemas.openxmlformats.org/officeDocument/2006/bibliography" SelectedStyle="\APASixthEditionOfficeOnline.xsl" StyleName="APA" Version="6"/>
-</file>
-
-<file path=customXml/item2.xml><?xml version="1.0" encoding="utf-8"?>
 <s:customData xmlns="http://www.wps.cn/officeDocument/2013/wpsCustomData" xmlns:s="http://www.wps.cn/officeDocument/2013/wpsCustomData">
   <customSectProps>
     <customSectPr/>
@@ -9463,18 +9120,22 @@
 </s:customData>
 </file>
 
+<file path=customXml/item2.xml><?xml version="1.0" encoding="utf-8"?>
+<b:Sources xmlns:b="http://schemas.openxmlformats.org/officeDocument/2006/bibliography" xmlns="http://schemas.openxmlformats.org/officeDocument/2006/bibliography" SelectedStyle="\APASixthEditionOfficeOnline.xsl" StyleName="APA" Version="6"/>
+</file>
+
 <file path=customXml/itemProps1.xml><?xml version="1.0" encoding="utf-8"?>
+<ds:datastoreItem xmlns:ds="http://schemas.openxmlformats.org/officeDocument/2006/customXml" ds:itemID="{B1977F7D-205B-4081-913C-38D41E755F92}">
+  <ds:schemaRefs>
+    <ds:schemaRef ds:uri="http://www.wps.cn/officeDocument/2013/wpsCustomData"/>
+  </ds:schemaRefs>
+</ds:datastoreItem>
+</file>
+
+<file path=customXml/itemProps2.xml><?xml version="1.0" encoding="utf-8"?>
 <ds:datastoreItem xmlns:ds="http://schemas.openxmlformats.org/officeDocument/2006/customXml" ds:itemID="{35107C85-4797-4801-AEFA-08DF982B5D47}">
   <ds:schemaRefs>
     <ds:schemaRef ds:uri="http://schemas.openxmlformats.org/officeDocument/2006/bibliography"/>
   </ds:schemaRefs>
 </ds:datastoreItem>
-</file>
-
-<file path=customXml/itemProps2.xml><?xml version="1.0" encoding="utf-8"?>
-<ds:datastoreItem xmlns:ds="http://schemas.openxmlformats.org/officeDocument/2006/customXml" ds:itemID="{B1977F7D-205B-4081-913C-38D41E755F92}">
-  <ds:schemaRefs>
-    <ds:schemaRef ds:uri="http://www.wps.cn/officeDocument/2013/wpsCustomData"/>
-  </ds:schemaRefs>
-</ds:datastoreItem>
 </file>